--- a/Medien_Technologie/MedienTech_Notes.docx
+++ b/Medien_Technologie/MedienTech_Notes.docx
@@ -42,12 +42,17 @@
         <w:t>Konfiguration</w:t>
       </w:r>
       <w:r>
-        <w:t xml:space="preserve"> (</w:t>
+        <w:t xml:space="preserve"> </w:t>
+      </w:r>
+      <w:proofErr w:type="gramStart"/>
+      <w:r>
+        <w:t>(</w:t>
       </w:r>
       <w:r>
         <w:t>./</w:t>
       </w:r>
       <w:proofErr w:type="spellStart"/>
+      <w:proofErr w:type="gramEnd"/>
       <w:r>
         <w:t>configure</w:t>
       </w:r>
@@ -411,12 +416,18 @@
       </w:r>
       <w:proofErr w:type="spellEnd"/>
       <w:r>
-        <w:t xml:space="preserve"> -&gt; AA</w:t>
+        <w:t xml:space="preserve"> -&gt; </w:t>
+      </w:r>
+      <w:proofErr w:type="gramStart"/>
+      <w:r>
+        <w:t>AA</w:t>
       </w:r>
       <w:r>
         <w:t>C Standard</w:t>
       </w:r>
-    </w:p>
+      <w:proofErr w:type="gramEnd"/>
+    </w:p>
+    <w:p/>
     <w:p>
       <w:r>
         <w:rPr>
@@ -813,6 +824,7 @@
     </w:p>
     <w:p>
       <w:pPr>
+        <w:pStyle w:val="berschrift2"/>
         <w:rPr>
           <w:noProof/>
         </w:rPr>
@@ -822,6 +834,72 @@
           <w:noProof/>
         </w:rPr>
         <w:lastRenderedPageBreak/>
+        <w:t>a)</w:t>
+      </w:r>
+    </w:p>
+    <w:p>
+      <w:r>
+        <w:drawing>
+          <wp:inline distT="0" distB="0" distL="0" distR="0" wp14:anchorId="5824984E" wp14:editId="2CBF01A1">
+            <wp:extent cx="5760720" cy="5856605"/>
+            <wp:effectExtent l="0" t="0" r="0" b="0"/>
+            <wp:docPr id="518611689" name="Grafik 1"/>
+            <wp:cNvGraphicFramePr>
+              <a:graphicFrameLocks xmlns:a="http://schemas.openxmlformats.org/drawingml/2006/main" noChangeAspect="1"/>
+            </wp:cNvGraphicFramePr>
+            <a:graphic xmlns:a="http://schemas.openxmlformats.org/drawingml/2006/main">
+              <a:graphicData uri="http://schemas.openxmlformats.org/drawingml/2006/picture">
+                <pic:pic xmlns:pic="http://schemas.openxmlformats.org/drawingml/2006/picture">
+                  <pic:nvPicPr>
+                    <pic:cNvPr id="518611689" name=""/>
+                    <pic:cNvPicPr/>
+                  </pic:nvPicPr>
+                  <pic:blipFill>
+                    <a:blip r:embed="rId11"/>
+                    <a:stretch>
+                      <a:fillRect/>
+                    </a:stretch>
+                  </pic:blipFill>
+                  <pic:spPr>
+                    <a:xfrm>
+                      <a:off x="0" y="0"/>
+                      <a:ext cx="5760720" cy="5856605"/>
+                    </a:xfrm>
+                    <a:prstGeom prst="rect">
+                      <a:avLst/>
+                    </a:prstGeom>
+                  </pic:spPr>
+                </pic:pic>
+              </a:graphicData>
+            </a:graphic>
+          </wp:inline>
+        </w:drawing>
+      </w:r>
+    </w:p>
+    <w:p>
+      <w:r>
+        <w:t xml:space="preserve">Warum wirkt manches </w:t>
+      </w:r>
+      <w:proofErr w:type="spellStart"/>
+      <w:r>
+        <w:t>leister</w:t>
+      </w:r>
+      <w:proofErr w:type="spellEnd"/>
+      <w:r>
+        <w:t>? Vermutlich, weil die Hohen Frequenzen weggefiltert werden.</w:t>
+      </w:r>
+    </w:p>
+    <w:p/>
+    <w:p>
+      <w:pPr>
+        <w:rPr>
+          <w:noProof/>
+        </w:rPr>
+      </w:pPr>
+      <w:r>
+        <w:rPr>
+          <w:noProof/>
+        </w:rPr>
         <w:t>Music:</w:t>
       </w:r>
     </w:p>
@@ -843,6 +921,12 @@
         </w:rPr>
         <w:t xml:space="preserve"> </w:t>
       </w:r>
+      <w:r>
+        <w:rPr>
+          <w:noProof/>
+        </w:rPr>
+        <w:t>stark verzerrt, Unterwasser feeling</w:t>
+      </w:r>
     </w:p>
     <w:p>
       <w:pPr>
@@ -856,6 +940,12 @@
         </w:rPr>
         <w:t>bei 32k, besser aber immer noch rauschen, Stimme ist verzerrt</w:t>
       </w:r>
+      <w:r>
+        <w:rPr>
+          <w:noProof/>
+        </w:rPr>
+        <w:t>, nicht mehr so schmerzhaft wie bei 16k</w:t>
+      </w:r>
     </w:p>
     <w:p>
       <w:pPr>
@@ -869,6 +959,12 @@
         </w:rPr>
         <w:t>bei 64k, Stimme fast smooth</w:t>
       </w:r>
+      <w:r>
+        <w:rPr>
+          <w:noProof/>
+        </w:rPr>
+        <w:t>, Instrumente klingen gut, nicht wircklich verzehrt, abgesehen von der Stimme</w:t>
+      </w:r>
     </w:p>
     <w:p>
       <w:pPr>
@@ -883,8 +979,10 @@
         <w:t>Speech</w:t>
       </w:r>
     </w:p>
-    <w:p>
-      <w:r>
+    <w:p/>
+    <w:p>
+      <w:r>
+        <w:lastRenderedPageBreak/>
         <w:t xml:space="preserve">Knistern am Anfang, der im </w:t>
       </w:r>
       <w:proofErr w:type="spellStart"/>
@@ -913,6 +1011,14 @@
         <w:t>mpeg</w:t>
       </w:r>
       <w:proofErr w:type="spellEnd"/>
+    </w:p>
+    <w:p>
+      <w:pPr>
+        <w:pStyle w:val="berschrift2"/>
+      </w:pPr>
+      <w:r>
+        <w:t>b)</w:t>
+      </w:r>
     </w:p>
     <w:p>
       <w:r>
@@ -935,7 +1041,7 @@
                     <pic:cNvPicPr/>
                   </pic:nvPicPr>
                   <pic:blipFill>
-                    <a:blip r:embed="rId11"/>
+                    <a:blip r:embed="rId12"/>
                     <a:stretch>
                       <a:fillRect/>
                     </a:stretch>
@@ -977,7 +1083,7 @@
                     <pic:cNvPicPr/>
                   </pic:nvPicPr>
                   <pic:blipFill>
-                    <a:blip r:embed="rId12"/>
+                    <a:blip r:embed="rId13"/>
                     <a:stretch>
                       <a:fillRect/>
                     </a:stretch>
@@ -1028,7 +1134,7 @@
                     <pic:cNvPicPr/>
                   </pic:nvPicPr>
                   <pic:blipFill>
-                    <a:blip r:embed="rId13"/>
+                    <a:blip r:embed="rId14"/>
                     <a:stretch>
                       <a:fillRect/>
                     </a:stretch>
@@ -1070,7 +1176,7 @@
                     <pic:cNvPicPr/>
                   </pic:nvPicPr>
                   <pic:blipFill>
-                    <a:blip r:embed="rId14"/>
+                    <a:blip r:embed="rId15"/>
                     <a:stretch>
                       <a:fillRect/>
                     </a:stretch>
@@ -1097,6 +1203,48 @@
           <w:noProof/>
         </w:rPr>
         <w:drawing>
+          <wp:inline distT="0" distB="0" distL="0" distR="0" wp14:anchorId="70DE327E" wp14:editId="461405D4">
+            <wp:extent cx="5760720" cy="541655"/>
+            <wp:effectExtent l="0" t="0" r="0" b="0"/>
+            <wp:docPr id="1284374433" name="Grafik 1"/>
+            <wp:cNvGraphicFramePr>
+              <a:graphicFrameLocks xmlns:a="http://schemas.openxmlformats.org/drawingml/2006/main" noChangeAspect="1"/>
+            </wp:cNvGraphicFramePr>
+            <a:graphic xmlns:a="http://schemas.openxmlformats.org/drawingml/2006/main">
+              <a:graphicData uri="http://schemas.openxmlformats.org/drawingml/2006/picture">
+                <pic:pic xmlns:pic="http://schemas.openxmlformats.org/drawingml/2006/picture">
+                  <pic:nvPicPr>
+                    <pic:cNvPr id="1284374433" name=""/>
+                    <pic:cNvPicPr/>
+                  </pic:nvPicPr>
+                  <pic:blipFill>
+                    <a:blip r:embed="rId16"/>
+                    <a:stretch>
+                      <a:fillRect/>
+                    </a:stretch>
+                  </pic:blipFill>
+                  <pic:spPr>
+                    <a:xfrm>
+                      <a:off x="0" y="0"/>
+                      <a:ext cx="5760720" cy="541655"/>
+                    </a:xfrm>
+                    <a:prstGeom prst="rect">
+                      <a:avLst/>
+                    </a:prstGeom>
+                  </pic:spPr>
+                </pic:pic>
+              </a:graphicData>
+            </a:graphic>
+          </wp:inline>
+        </w:drawing>
+      </w:r>
+    </w:p>
+    <w:p>
+      <w:r>
+        <w:rPr>
+          <w:noProof/>
+        </w:rPr>
+        <w:drawing>
           <wp:inline distT="0" distB="0" distL="0" distR="0" wp14:anchorId="773CD4C3" wp14:editId="7DAD0325">
             <wp:extent cx="5760720" cy="571500"/>
             <wp:effectExtent l="0" t="0" r="0" b="0"/>
@@ -1112,7 +1260,7 @@
                     <pic:cNvPicPr/>
                   </pic:nvPicPr>
                   <pic:blipFill>
-                    <a:blip r:embed="rId15"/>
+                    <a:blip r:embed="rId17"/>
                     <a:stretch>
                       <a:fillRect/>
                     </a:stretch>
@@ -1159,7 +1307,7 @@
                     <pic:cNvPicPr/>
                   </pic:nvPicPr>
                   <pic:blipFill>
-                    <a:blip r:embed="rId16"/>
+                    <a:blip r:embed="rId18"/>
                     <a:stretch>
                       <a:fillRect/>
                     </a:stretch>
@@ -1201,7 +1349,7 @@
                     <pic:cNvPicPr/>
                   </pic:nvPicPr>
                   <pic:blipFill>
-                    <a:blip r:embed="rId17"/>
+                    <a:blip r:embed="rId19"/>
                     <a:stretch>
                       <a:fillRect/>
                     </a:stretch>
@@ -1228,6 +1376,48 @@
           <w:noProof/>
         </w:rPr>
         <w:drawing>
+          <wp:inline distT="0" distB="0" distL="0" distR="0" wp14:anchorId="606927F0" wp14:editId="4F229827">
+            <wp:extent cx="5760720" cy="561975"/>
+            <wp:effectExtent l="0" t="0" r="0" b="9525"/>
+            <wp:docPr id="1715070551" name="Grafik 1"/>
+            <wp:cNvGraphicFramePr>
+              <a:graphicFrameLocks xmlns:a="http://schemas.openxmlformats.org/drawingml/2006/main" noChangeAspect="1"/>
+            </wp:cNvGraphicFramePr>
+            <a:graphic xmlns:a="http://schemas.openxmlformats.org/drawingml/2006/main">
+              <a:graphicData uri="http://schemas.openxmlformats.org/drawingml/2006/picture">
+                <pic:pic xmlns:pic="http://schemas.openxmlformats.org/drawingml/2006/picture">
+                  <pic:nvPicPr>
+                    <pic:cNvPr id="1715070551" name=""/>
+                    <pic:cNvPicPr/>
+                  </pic:nvPicPr>
+                  <pic:blipFill>
+                    <a:blip r:embed="rId20"/>
+                    <a:stretch>
+                      <a:fillRect/>
+                    </a:stretch>
+                  </pic:blipFill>
+                  <pic:spPr>
+                    <a:xfrm>
+                      <a:off x="0" y="0"/>
+                      <a:ext cx="5760720" cy="561975"/>
+                    </a:xfrm>
+                    <a:prstGeom prst="rect">
+                      <a:avLst/>
+                    </a:prstGeom>
+                  </pic:spPr>
+                </pic:pic>
+              </a:graphicData>
+            </a:graphic>
+          </wp:inline>
+        </w:drawing>
+      </w:r>
+    </w:p>
+    <w:p>
+      <w:r>
+        <w:rPr>
+          <w:noProof/>
+        </w:rPr>
+        <w:drawing>
           <wp:inline distT="0" distB="0" distL="0" distR="0" wp14:anchorId="3DB7763B" wp14:editId="0F3BBB7A">
             <wp:extent cx="5760720" cy="494030"/>
             <wp:effectExtent l="0" t="0" r="0" b="1270"/>
@@ -1243,7 +1433,7 @@
                     <pic:cNvPicPr/>
                   </pic:nvPicPr>
                   <pic:blipFill>
-                    <a:blip r:embed="rId18"/>
+                    <a:blip r:embed="rId21"/>
                     <a:stretch>
                       <a:fillRect/>
                     </a:stretch>
@@ -1320,25 +1510,34 @@
         <w:rPr>
           <w:lang w:val="en-US"/>
         </w:rPr>
+        <w:lastRenderedPageBreak/>
         <w:t>MPEG average bitrate</w:t>
       </w:r>
     </w:p>
     <w:p>
       <w:pPr>
-        <w:rPr>
-          <w:lang w:val="en-US"/>
-        </w:rPr>
-      </w:pPr>
-      <w:r>
-        <w:rPr>
-          <w:noProof/>
-        </w:rPr>
-        <w:lastRenderedPageBreak/>
+        <w:pStyle w:val="berschrift1"/>
+      </w:pPr>
+      <w:r>
+        <w:t>LB-AK 0</w:t>
+      </w:r>
+      <w:r>
+        <w:t>2</w:t>
+      </w:r>
+      <w:r>
+        <w:t>.</w:t>
+      </w:r>
+    </w:p>
+    <w:p>
+      <w:r>
+        <w:rPr>
+          <w:noProof/>
+        </w:rPr>
         <w:drawing>
-          <wp:inline distT="0" distB="0" distL="0" distR="0" wp14:anchorId="209975A6" wp14:editId="53E8A340">
-            <wp:extent cx="3417622" cy="2560320"/>
-            <wp:effectExtent l="0" t="0" r="0" b="0"/>
-            <wp:docPr id="1066428827" name="Grafik 1"/>
+          <wp:inline distT="0" distB="0" distL="0" distR="0" wp14:anchorId="03B69D56" wp14:editId="0FBEA052">
+            <wp:extent cx="3419475" cy="2562225"/>
+            <wp:effectExtent l="0" t="0" r="9525" b="9525"/>
+            <wp:docPr id="1773211403" name="Grafik 1"/>
             <wp:cNvGraphicFramePr>
               <a:graphicFrameLocks xmlns:a="http://schemas.openxmlformats.org/drawingml/2006/main" noChangeAspect="1"/>
             </wp:cNvGraphicFramePr>
@@ -1346,11 +1545,11 @@
               <a:graphicData uri="http://schemas.openxmlformats.org/drawingml/2006/picture">
                 <pic:pic xmlns:pic="http://schemas.openxmlformats.org/drawingml/2006/picture">
                   <pic:nvPicPr>
-                    <pic:cNvPr id="1066428827" name=""/>
+                    <pic:cNvPr id="1773211403" name=""/>
                     <pic:cNvPicPr/>
                   </pic:nvPicPr>
                   <pic:blipFill>
-                    <a:blip r:embed="rId19"/>
+                    <a:blip r:embed="rId22"/>
                     <a:stretch>
                       <a:fillRect/>
                     </a:stretch>
@@ -1358,7 +1557,7 @@
                   <pic:spPr>
                     <a:xfrm>
                       <a:off x="0" y="0"/>
-                      <a:ext cx="3420429" cy="2562423"/>
+                      <a:ext cx="3419475" cy="2562225"/>
                     </a:xfrm>
                     <a:prstGeom prst="rect">
                       <a:avLst/>
@@ -1371,68 +1570,781 @@
         </w:drawing>
       </w:r>
     </w:p>
-    <w:p>
-      <w:pPr>
-        <w:rPr>
-          <w:lang w:val="en-US"/>
-        </w:rPr>
-      </w:pPr>
-    </w:p>
+    <w:p/>
     <w:p>
       <w:pPr>
         <w:pStyle w:val="berschrift1"/>
-      </w:pPr>
-      <w:r>
-        <w:t>LB-AK 0</w:t>
-      </w:r>
-      <w:r>
-        <w:t>2</w:t>
-      </w:r>
-      <w:r>
-        <w:t>.</w:t>
-      </w:r>
-    </w:p>
-    <w:p/>
-    <w:p>
-      <w:pPr>
-        <w:pStyle w:val="berschrift1"/>
-      </w:pPr>
-      <w:r>
-        <w:t>LB-AK 0</w:t>
-      </w:r>
-      <w:r>
-        <w:t>3</w:t>
-      </w:r>
-      <w:r>
-        <w:t>.</w:t>
-      </w:r>
-    </w:p>
-    <w:p/>
-    <w:p>
-      <w:pPr>
-        <w:pStyle w:val="berschrift1"/>
-      </w:pPr>
-      <w:r>
-        <w:t>LB-AK 0</w:t>
-      </w:r>
-      <w:r>
-        <w:t>4</w:t>
-      </w:r>
-      <w:r>
-        <w:t>.</w:t>
+        <w:rPr>
+          <w:lang w:val="en-US"/>
+        </w:rPr>
+      </w:pPr>
+      <w:r>
+        <w:rPr>
+          <w:lang w:val="en-US"/>
+        </w:rPr>
+        <w:t>LB-AK 03.</w:t>
+      </w:r>
+    </w:p>
+    <w:p>
+      <w:pPr>
+        <w:rPr>
+          <w:lang w:val="en-US"/>
+        </w:rPr>
+      </w:pPr>
+      <w:r>
+        <w:rPr>
+          <w:lang w:val="en-US"/>
+        </w:rPr>
+        <w:t>Open Audacity,</w:t>
+      </w:r>
+      <w:r>
+        <w:rPr>
+          <w:lang w:val="en-US"/>
+        </w:rPr>
+        <w:t xml:space="preserve"> </w:t>
+      </w:r>
+      <w:proofErr w:type="spellStart"/>
+      <w:r>
+        <w:rPr>
+          <w:lang w:val="en-US"/>
+        </w:rPr>
+        <w:t>Menü</w:t>
+      </w:r>
+      <w:proofErr w:type="spellEnd"/>
+      <w:r>
+        <w:rPr>
+          <w:lang w:val="en-US"/>
+        </w:rPr>
+        <w:t xml:space="preserve"> Analyze -&gt; Plot Spectrum</w:t>
+      </w:r>
+    </w:p>
+    <w:p>
+      <w:pPr>
+        <w:rPr>
+          <w:lang w:val="en-US"/>
+        </w:rPr>
+      </w:pPr>
+      <w:proofErr w:type="gramStart"/>
+      <w:r>
+        <w:rPr>
+          <w:lang w:val="en-US"/>
+        </w:rPr>
+        <w:t>Music Original</w:t>
+      </w:r>
+      <w:proofErr w:type="gramEnd"/>
+      <w:r>
+        <w:rPr>
+          <w:lang w:val="en-US"/>
+        </w:rPr>
+        <w:t>:</w:t>
+      </w:r>
+    </w:p>
+    <w:p>
+      <w:r>
+        <w:rPr>
+          <w:noProof/>
+        </w:rPr>
+        <w:drawing>
+          <wp:inline distT="0" distB="0" distL="0" distR="0" wp14:anchorId="4BCFF3AE" wp14:editId="234FCEC0">
+            <wp:extent cx="5760720" cy="2900680"/>
+            <wp:effectExtent l="0" t="0" r="0" b="0"/>
+            <wp:docPr id="2102469939" name="Grafik 1"/>
+            <wp:cNvGraphicFramePr>
+              <a:graphicFrameLocks xmlns:a="http://schemas.openxmlformats.org/drawingml/2006/main" noChangeAspect="1"/>
+            </wp:cNvGraphicFramePr>
+            <a:graphic xmlns:a="http://schemas.openxmlformats.org/drawingml/2006/main">
+              <a:graphicData uri="http://schemas.openxmlformats.org/drawingml/2006/picture">
+                <pic:pic xmlns:pic="http://schemas.openxmlformats.org/drawingml/2006/picture">
+                  <pic:nvPicPr>
+                    <pic:cNvPr id="2102469939" name=""/>
+                    <pic:cNvPicPr/>
+                  </pic:nvPicPr>
+                  <pic:blipFill>
+                    <a:blip r:embed="rId23"/>
+                    <a:stretch>
+                      <a:fillRect/>
+                    </a:stretch>
+                  </pic:blipFill>
+                  <pic:spPr>
+                    <a:xfrm>
+                      <a:off x="0" y="0"/>
+                      <a:ext cx="5760720" cy="2900680"/>
+                    </a:xfrm>
+                    <a:prstGeom prst="rect">
+                      <a:avLst/>
+                    </a:prstGeom>
+                  </pic:spPr>
+                </pic:pic>
+              </a:graphicData>
+            </a:graphic>
+          </wp:inline>
+        </w:drawing>
+      </w:r>
+    </w:p>
+    <w:p>
+      <w:r>
+        <w:t>Breites Spektrum von 0 bis 200kHz. Niedrige Frequenzen bis 400 Herz kaum gefiltert und flache Verläufe bis 1kHz</w:t>
+      </w:r>
+    </w:p>
+    <w:p>
+      <w:r>
+        <w:t>Bei 16k:</w:t>
+      </w:r>
+    </w:p>
+    <w:p>
+      <w:r>
+        <w:rPr>
+          <w:noProof/>
+        </w:rPr>
+        <w:lastRenderedPageBreak/>
+        <w:drawing>
+          <wp:inline distT="0" distB="0" distL="0" distR="0" wp14:anchorId="0BE12B65" wp14:editId="69269889">
+            <wp:extent cx="5753100" cy="2903220"/>
+            <wp:effectExtent l="0" t="0" r="0" b="0"/>
+            <wp:docPr id="1690668657" name="Grafik 1"/>
+            <wp:cNvGraphicFramePr>
+              <a:graphicFrameLocks xmlns:a="http://schemas.openxmlformats.org/drawingml/2006/main" noChangeAspect="1"/>
+            </wp:cNvGraphicFramePr>
+            <a:graphic xmlns:a="http://schemas.openxmlformats.org/drawingml/2006/main">
+              <a:graphicData uri="http://schemas.openxmlformats.org/drawingml/2006/picture">
+                <pic:pic xmlns:pic="http://schemas.openxmlformats.org/drawingml/2006/picture">
+                  <pic:nvPicPr>
+                    <pic:cNvPr id="0" name="Picture 1"/>
+                    <pic:cNvPicPr>
+                      <a:picLocks noChangeAspect="1" noChangeArrowheads="1"/>
+                    </pic:cNvPicPr>
+                  </pic:nvPicPr>
+                  <pic:blipFill>
+                    <a:blip r:embed="rId24" cstate="print">
+                      <a:extLst>
+                        <a:ext uri="{28A0092B-C50C-407E-A947-70E740481C1C}">
+                          <a14:useLocalDpi xmlns:a14="http://schemas.microsoft.com/office/drawing/2010/main" val="0"/>
+                        </a:ext>
+                      </a:extLst>
+                    </a:blip>
+                    <a:srcRect/>
+                    <a:stretch>
+                      <a:fillRect/>
+                    </a:stretch>
+                  </pic:blipFill>
+                  <pic:spPr bwMode="auto">
+                    <a:xfrm>
+                      <a:off x="0" y="0"/>
+                      <a:ext cx="5753100" cy="2903220"/>
+                    </a:xfrm>
+                    <a:prstGeom prst="rect">
+                      <a:avLst/>
+                    </a:prstGeom>
+                    <a:noFill/>
+                    <a:ln>
+                      <a:noFill/>
+                    </a:ln>
+                  </pic:spPr>
+                </pic:pic>
+              </a:graphicData>
+            </a:graphic>
+          </wp:inline>
+        </w:drawing>
+      </w:r>
+    </w:p>
+    <w:p>
+      <w:r>
+        <w:t>Ab 30kHz starker Abfall, Niedrige Frequenzen bis 300Hz wenig gefiltert, flache Verläufe bis 800Hz.</w:t>
       </w:r>
     </w:p>
     <w:p/>
     <w:p/>
     <w:p>
       <w:r>
+        <w:t>Bei 32k:</w:t>
+      </w:r>
+    </w:p>
+    <w:p>
+      <w:r>
+        <w:rPr>
+          <w:noProof/>
+        </w:rPr>
+        <w:t xml:space="preserve">, </w:t>
+      </w:r>
+      <w:r>
+        <w:rPr>
+          <w:noProof/>
+        </w:rPr>
+        <w:drawing>
+          <wp:inline distT="0" distB="0" distL="0" distR="0" wp14:anchorId="3BCECC98" wp14:editId="14750AA8">
+            <wp:extent cx="5760720" cy="2880360"/>
+            <wp:effectExtent l="0" t="0" r="0" b="0"/>
+            <wp:docPr id="1892032523" name="Grafik 2"/>
+            <wp:cNvGraphicFramePr>
+              <a:graphicFrameLocks xmlns:a="http://schemas.openxmlformats.org/drawingml/2006/main" noChangeAspect="1"/>
+            </wp:cNvGraphicFramePr>
+            <a:graphic xmlns:a="http://schemas.openxmlformats.org/drawingml/2006/main">
+              <a:graphicData uri="http://schemas.openxmlformats.org/drawingml/2006/picture">
+                <pic:pic xmlns:pic="http://schemas.openxmlformats.org/drawingml/2006/picture">
+                  <pic:nvPicPr>
+                    <pic:cNvPr id="0" name="Picture 2"/>
+                    <pic:cNvPicPr>
+                      <a:picLocks noChangeAspect="1" noChangeArrowheads="1"/>
+                    </pic:cNvPicPr>
+                  </pic:nvPicPr>
+                  <pic:blipFill>
+                    <a:blip r:embed="rId25" cstate="print">
+                      <a:extLst>
+                        <a:ext uri="{28A0092B-C50C-407E-A947-70E740481C1C}">
+                          <a14:useLocalDpi xmlns:a14="http://schemas.microsoft.com/office/drawing/2010/main" val="0"/>
+                        </a:ext>
+                      </a:extLst>
+                    </a:blip>
+                    <a:srcRect/>
+                    <a:stretch>
+                      <a:fillRect/>
+                    </a:stretch>
+                  </pic:blipFill>
+                  <pic:spPr bwMode="auto">
+                    <a:xfrm>
+                      <a:off x="0" y="0"/>
+                      <a:ext cx="5760720" cy="2880360"/>
+                    </a:xfrm>
+                    <a:prstGeom prst="rect">
+                      <a:avLst/>
+                    </a:prstGeom>
+                    <a:noFill/>
+                    <a:ln>
+                      <a:noFill/>
+                    </a:ln>
+                  </pic:spPr>
+                </pic:pic>
+              </a:graphicData>
+            </a:graphic>
+          </wp:inline>
+        </w:drawing>
+      </w:r>
+    </w:p>
+    <w:p>
+      <w:r>
+        <w:t>Starker Abfall bei</w:t>
+      </w:r>
+      <w:r>
+        <w:t xml:space="preserve"> 37kHz, flacher/welliger Verlauf bis 900Hz</w:t>
+      </w:r>
+    </w:p>
+    <w:p>
+      <w:r>
+        <w:t>Bei 64k:</w:t>
+      </w:r>
+    </w:p>
+    <w:p>
+      <w:r>
+        <w:rPr>
+          <w:noProof/>
+        </w:rPr>
+        <w:lastRenderedPageBreak/>
+        <w:drawing>
+          <wp:inline distT="0" distB="0" distL="0" distR="0" wp14:anchorId="6DBE3765" wp14:editId="54B08F44">
+            <wp:extent cx="5745480" cy="2903220"/>
+            <wp:effectExtent l="0" t="0" r="7620" b="0"/>
+            <wp:docPr id="1960246880" name="Grafik 3"/>
+            <wp:cNvGraphicFramePr>
+              <a:graphicFrameLocks xmlns:a="http://schemas.openxmlformats.org/drawingml/2006/main" noChangeAspect="1"/>
+            </wp:cNvGraphicFramePr>
+            <a:graphic xmlns:a="http://schemas.openxmlformats.org/drawingml/2006/main">
+              <a:graphicData uri="http://schemas.openxmlformats.org/drawingml/2006/picture">
+                <pic:pic xmlns:pic="http://schemas.openxmlformats.org/drawingml/2006/picture">
+                  <pic:nvPicPr>
+                    <pic:cNvPr id="0" name="Picture 3"/>
+                    <pic:cNvPicPr>
+                      <a:picLocks noChangeAspect="1" noChangeArrowheads="1"/>
+                    </pic:cNvPicPr>
+                  </pic:nvPicPr>
+                  <pic:blipFill>
+                    <a:blip r:embed="rId26" cstate="print">
+                      <a:extLst>
+                        <a:ext uri="{28A0092B-C50C-407E-A947-70E740481C1C}">
+                          <a14:useLocalDpi xmlns:a14="http://schemas.microsoft.com/office/drawing/2010/main" val="0"/>
+                        </a:ext>
+                      </a:extLst>
+                    </a:blip>
+                    <a:srcRect/>
+                    <a:stretch>
+                      <a:fillRect/>
+                    </a:stretch>
+                  </pic:blipFill>
+                  <pic:spPr bwMode="auto">
+                    <a:xfrm>
+                      <a:off x="0" y="0"/>
+                      <a:ext cx="5745480" cy="2903220"/>
+                    </a:xfrm>
+                    <a:prstGeom prst="rect">
+                      <a:avLst/>
+                    </a:prstGeom>
+                    <a:noFill/>
+                    <a:ln>
+                      <a:noFill/>
+                    </a:ln>
+                  </pic:spPr>
+                </pic:pic>
+              </a:graphicData>
+            </a:graphic>
+          </wp:inline>
+        </w:drawing>
+      </w:r>
+    </w:p>
+    <w:p>
+      <w:r>
+        <w:t>Bis 120kHz, flacher Verlauf bis 1kHz</w:t>
+      </w:r>
+    </w:p>
+    <w:p/>
+    <w:p>
+      <w:pPr>
+        <w:pStyle w:val="berschrift2"/>
+      </w:pPr>
+      <w:r>
+        <w:t>b)</w:t>
+      </w:r>
+    </w:p>
+    <w:p>
+      <w:r>
+        <w:t>AAC bei 32kHz</w:t>
+      </w:r>
+      <w:r>
+        <w:t>:</w:t>
+      </w:r>
+    </w:p>
+    <w:p>
+      <w:r>
+        <w:rPr>
+          <w:noProof/>
+        </w:rPr>
+        <w:drawing>
+          <wp:inline distT="0" distB="0" distL="0" distR="0" wp14:anchorId="54B14F33" wp14:editId="4BA0036F">
+            <wp:extent cx="5760720" cy="2880360"/>
+            <wp:effectExtent l="0" t="0" r="0" b="0"/>
+            <wp:docPr id="1709097198" name="Grafik 2"/>
+            <wp:cNvGraphicFramePr>
+              <a:graphicFrameLocks xmlns:a="http://schemas.openxmlformats.org/drawingml/2006/main" noChangeAspect="1"/>
+            </wp:cNvGraphicFramePr>
+            <a:graphic xmlns:a="http://schemas.openxmlformats.org/drawingml/2006/main">
+              <a:graphicData uri="http://schemas.openxmlformats.org/drawingml/2006/picture">
+                <pic:pic xmlns:pic="http://schemas.openxmlformats.org/drawingml/2006/picture">
+                  <pic:nvPicPr>
+                    <pic:cNvPr id="0" name="Picture 2"/>
+                    <pic:cNvPicPr>
+                      <a:picLocks noChangeAspect="1" noChangeArrowheads="1"/>
+                    </pic:cNvPicPr>
+                  </pic:nvPicPr>
+                  <pic:blipFill>
+                    <a:blip r:embed="rId25" cstate="print">
+                      <a:extLst>
+                        <a:ext uri="{28A0092B-C50C-407E-A947-70E740481C1C}">
+                          <a14:useLocalDpi xmlns:a14="http://schemas.microsoft.com/office/drawing/2010/main" val="0"/>
+                        </a:ext>
+                      </a:extLst>
+                    </a:blip>
+                    <a:srcRect/>
+                    <a:stretch>
+                      <a:fillRect/>
+                    </a:stretch>
+                  </pic:blipFill>
+                  <pic:spPr bwMode="auto">
+                    <a:xfrm>
+                      <a:off x="0" y="0"/>
+                      <a:ext cx="5760720" cy="2880360"/>
+                    </a:xfrm>
+                    <a:prstGeom prst="rect">
+                      <a:avLst/>
+                    </a:prstGeom>
+                    <a:noFill/>
+                    <a:ln>
+                      <a:noFill/>
+                    </a:ln>
+                  </pic:spPr>
+                </pic:pic>
+              </a:graphicData>
+            </a:graphic>
+          </wp:inline>
+        </w:drawing>
+      </w:r>
+    </w:p>
+    <w:p>
+      <w:r>
+        <w:t>He:</w:t>
+      </w:r>
+    </w:p>
+    <w:p>
+      <w:r>
+        <w:lastRenderedPageBreak/>
+        <w:drawing>
+          <wp:inline distT="0" distB="0" distL="0" distR="0" wp14:anchorId="05E28EB3" wp14:editId="3B7E21C6">
+            <wp:extent cx="5760720" cy="2941955"/>
+            <wp:effectExtent l="0" t="0" r="0" b="0"/>
+            <wp:docPr id="1566033445" name="Grafik 1"/>
+            <wp:cNvGraphicFramePr>
+              <a:graphicFrameLocks xmlns:a="http://schemas.openxmlformats.org/drawingml/2006/main" noChangeAspect="1"/>
+            </wp:cNvGraphicFramePr>
+            <a:graphic xmlns:a="http://schemas.openxmlformats.org/drawingml/2006/main">
+              <a:graphicData uri="http://schemas.openxmlformats.org/drawingml/2006/picture">
+                <pic:pic xmlns:pic="http://schemas.openxmlformats.org/drawingml/2006/picture">
+                  <pic:nvPicPr>
+                    <pic:cNvPr id="1566033445" name=""/>
+                    <pic:cNvPicPr/>
+                  </pic:nvPicPr>
+                  <pic:blipFill>
+                    <a:blip r:embed="rId27"/>
+                    <a:stretch>
+                      <a:fillRect/>
+                    </a:stretch>
+                  </pic:blipFill>
+                  <pic:spPr>
+                    <a:xfrm>
+                      <a:off x="0" y="0"/>
+                      <a:ext cx="5760720" cy="2941955"/>
+                    </a:xfrm>
+                    <a:prstGeom prst="rect">
+                      <a:avLst/>
+                    </a:prstGeom>
+                  </pic:spPr>
+                </pic:pic>
+              </a:graphicData>
+            </a:graphic>
+          </wp:inline>
+        </w:drawing>
+      </w:r>
+    </w:p>
+    <w:p>
+      <w:r>
+        <w:t xml:space="preserve">Frequenzen bis 160kHz, auch selbe </w:t>
+      </w:r>
+      <w:proofErr w:type="spellStart"/>
+      <w:r>
+        <w:t>welligkeit</w:t>
+      </w:r>
+      <w:proofErr w:type="spellEnd"/>
+      <w:r>
+        <w:t>.</w:t>
+      </w:r>
+    </w:p>
+    <w:p>
+      <w:r>
+        <w:t>Hev2:</w:t>
+      </w:r>
+    </w:p>
+    <w:p>
+      <w:r>
+        <w:drawing>
+          <wp:inline distT="0" distB="0" distL="0" distR="0" wp14:anchorId="4895A993" wp14:editId="77DA2766">
+            <wp:extent cx="5760720" cy="2894330"/>
+            <wp:effectExtent l="0" t="0" r="0" b="1270"/>
+            <wp:docPr id="2107880559" name="Grafik 1"/>
+            <wp:cNvGraphicFramePr>
+              <a:graphicFrameLocks xmlns:a="http://schemas.openxmlformats.org/drawingml/2006/main" noChangeAspect="1"/>
+            </wp:cNvGraphicFramePr>
+            <a:graphic xmlns:a="http://schemas.openxmlformats.org/drawingml/2006/main">
+              <a:graphicData uri="http://schemas.openxmlformats.org/drawingml/2006/picture">
+                <pic:pic xmlns:pic="http://schemas.openxmlformats.org/drawingml/2006/picture">
+                  <pic:nvPicPr>
+                    <pic:cNvPr id="2107880559" name=""/>
+                    <pic:cNvPicPr/>
+                  </pic:nvPicPr>
+                  <pic:blipFill>
+                    <a:blip r:embed="rId28"/>
+                    <a:stretch>
+                      <a:fillRect/>
+                    </a:stretch>
+                  </pic:blipFill>
+                  <pic:spPr>
+                    <a:xfrm>
+                      <a:off x="0" y="0"/>
+                      <a:ext cx="5760720" cy="2894330"/>
+                    </a:xfrm>
+                    <a:prstGeom prst="rect">
+                      <a:avLst/>
+                    </a:prstGeom>
+                  </pic:spPr>
+                </pic:pic>
+              </a:graphicData>
+            </a:graphic>
+          </wp:inline>
+        </w:drawing>
+      </w:r>
+    </w:p>
+    <w:p>
+      <w:r>
+        <w:t xml:space="preserve">Bis 190kHz, selbe </w:t>
+      </w:r>
+      <w:proofErr w:type="spellStart"/>
+      <w:r>
+        <w:t>welligkeit</w:t>
+      </w:r>
+      <w:proofErr w:type="spellEnd"/>
+    </w:p>
+    <w:p>
+      <w:proofErr w:type="spellStart"/>
+      <w:r>
+        <w:t>Lc</w:t>
+      </w:r>
+      <w:proofErr w:type="spellEnd"/>
+      <w:r>
+        <w:t>:</w:t>
+      </w:r>
+    </w:p>
+    <w:p>
+      <w:r>
+        <w:lastRenderedPageBreak/>
+        <w:drawing>
+          <wp:inline distT="0" distB="0" distL="0" distR="0" wp14:anchorId="645CCFAE" wp14:editId="6C59C9CF">
+            <wp:extent cx="5760720" cy="2914015"/>
+            <wp:effectExtent l="0" t="0" r="0" b="635"/>
+            <wp:docPr id="238709292" name="Grafik 1"/>
+            <wp:cNvGraphicFramePr>
+              <a:graphicFrameLocks xmlns:a="http://schemas.openxmlformats.org/drawingml/2006/main" noChangeAspect="1"/>
+            </wp:cNvGraphicFramePr>
+            <a:graphic xmlns:a="http://schemas.openxmlformats.org/drawingml/2006/main">
+              <a:graphicData uri="http://schemas.openxmlformats.org/drawingml/2006/picture">
+                <pic:pic xmlns:pic="http://schemas.openxmlformats.org/drawingml/2006/picture">
+                  <pic:nvPicPr>
+                    <pic:cNvPr id="238709292" name=""/>
+                    <pic:cNvPicPr/>
+                  </pic:nvPicPr>
+                  <pic:blipFill>
+                    <a:blip r:embed="rId29"/>
+                    <a:stretch>
+                      <a:fillRect/>
+                    </a:stretch>
+                  </pic:blipFill>
+                  <pic:spPr>
+                    <a:xfrm>
+                      <a:off x="0" y="0"/>
+                      <a:ext cx="5760720" cy="2914015"/>
+                    </a:xfrm>
+                    <a:prstGeom prst="rect">
+                      <a:avLst/>
+                    </a:prstGeom>
+                  </pic:spPr>
+                </pic:pic>
+              </a:graphicData>
+            </a:graphic>
+          </wp:inline>
+        </w:drawing>
+      </w:r>
+    </w:p>
+    <w:p>
+      <w:proofErr w:type="gramStart"/>
+      <w:r>
+        <w:t>Selber</w:t>
+      </w:r>
+      <w:proofErr w:type="gramEnd"/>
+      <w:r>
+        <w:t xml:space="preserve"> Verlauf, bis 130kHz</w:t>
+      </w:r>
+    </w:p>
+    <w:p>
+      <w:pPr>
+        <w:pStyle w:val="berschrift1"/>
+      </w:pPr>
+      <w:r>
+        <w:t>LB-AK 0</w:t>
+      </w:r>
+      <w:r>
+        <w:t>4</w:t>
+      </w:r>
+      <w:r>
+        <w:t>.</w:t>
+      </w:r>
+    </w:p>
+    <w:p/>
+    <w:p/>
+    <w:p>
+      <w:r>
         <w:t>Subjektives Empfinden auf einer Skala</w:t>
       </w:r>
     </w:p>
     <w:p>
       <w:r>
-        <w:t>Standards von Subjektiven Empfinden von Audio Signalen</w:t>
-      </w:r>
+        <w:t xml:space="preserve">Standards von Subjektiven Empfinden von </w:t>
+      </w:r>
+      <w:proofErr w:type="gramStart"/>
+      <w:r>
+        <w:t>Audio Signalen</w:t>
+      </w:r>
+      <w:proofErr w:type="gramEnd"/>
+    </w:p>
+    <w:p/>
+    <w:p>
+      <w:hyperlink r:id="rId30" w:history="1">
+        <w:r>
+          <w:rPr>
+            <w:rStyle w:val="Hyperlink"/>
+          </w:rPr>
+          <w:t>https://curdt.home.hdm-stuttgart.de/PDF/Brauner.pdf</w:t>
+        </w:r>
+      </w:hyperlink>
+    </w:p>
+    <w:p>
+      <w:pPr>
+        <w:rPr>
+          <w:sz w:val="20"/>
+          <w:szCs w:val="20"/>
+        </w:rPr>
+      </w:pPr>
+      <w:r>
+        <w:rPr>
+          <w:sz w:val="20"/>
+          <w:szCs w:val="20"/>
+        </w:rPr>
+        <w:t>„</w:t>
+      </w:r>
+      <w:r>
+        <w:rPr>
+          <w:sz w:val="20"/>
+          <w:szCs w:val="20"/>
+        </w:rPr>
+        <w:t xml:space="preserve">Wie scharf ein Audiosignal wahrgenommen wird, hängt hauptsächlich von der </w:t>
+      </w:r>
+      <w:proofErr w:type="spellStart"/>
+      <w:r>
+        <w:rPr>
+          <w:sz w:val="20"/>
+          <w:szCs w:val="20"/>
+        </w:rPr>
+        <w:t>Umhül</w:t>
+      </w:r>
+      <w:proofErr w:type="spellEnd"/>
+      <w:r>
+        <w:rPr>
+          <w:sz w:val="20"/>
+          <w:szCs w:val="20"/>
+        </w:rPr>
+        <w:t>-</w:t>
+      </w:r>
+    </w:p>
+    <w:p>
+      <w:pPr>
+        <w:rPr>
+          <w:sz w:val="20"/>
+          <w:szCs w:val="20"/>
+        </w:rPr>
+      </w:pPr>
+      <w:proofErr w:type="spellStart"/>
+      <w:r>
+        <w:rPr>
+          <w:sz w:val="20"/>
+          <w:szCs w:val="20"/>
+        </w:rPr>
+        <w:t>lenden</w:t>
+      </w:r>
+      <w:proofErr w:type="spellEnd"/>
+      <w:r>
+        <w:rPr>
+          <w:sz w:val="20"/>
+          <w:szCs w:val="20"/>
+        </w:rPr>
+        <w:t xml:space="preserve"> des Spektrums und bei schmalbandigen Signalen von deren Mittenfrequenz</w:t>
+      </w:r>
+    </w:p>
+    <w:p>
+      <w:pPr>
+        <w:rPr>
+          <w:sz w:val="20"/>
+          <w:szCs w:val="20"/>
+        </w:rPr>
+      </w:pPr>
+      <w:r>
+        <w:rPr>
+          <w:sz w:val="20"/>
+          <w:szCs w:val="20"/>
+        </w:rPr>
+        <w:t xml:space="preserve">ab.87 </w:t>
+      </w:r>
+      <w:proofErr w:type="gramStart"/>
+      <w:r>
+        <w:rPr>
+          <w:sz w:val="20"/>
+          <w:szCs w:val="20"/>
+        </w:rPr>
+        <w:t>Steigt</w:t>
+      </w:r>
+      <w:proofErr w:type="gramEnd"/>
+      <w:r>
+        <w:rPr>
+          <w:sz w:val="20"/>
+          <w:szCs w:val="20"/>
+        </w:rPr>
+        <w:t xml:space="preserve"> die Anzahl an hohen Frequenzen im Signal bzw. steigt die Mittenfrequenz</w:t>
+      </w:r>
+    </w:p>
+    <w:p>
+      <w:pPr>
+        <w:rPr>
+          <w:sz w:val="20"/>
+          <w:szCs w:val="20"/>
+        </w:rPr>
+      </w:pPr>
+      <w:r>
+        <w:rPr>
+          <w:sz w:val="20"/>
+          <w:szCs w:val="20"/>
+        </w:rPr>
+        <w:t>eines schmalbandigen Signals, so wirkt es schärfer.</w:t>
+      </w:r>
+      <w:r>
+        <w:rPr>
+          <w:sz w:val="20"/>
+          <w:szCs w:val="20"/>
+        </w:rPr>
+        <w:t>“</w:t>
+      </w:r>
+    </w:p>
+    <w:p>
+      <w:pPr>
+        <w:rPr>
+          <w:sz w:val="20"/>
+          <w:szCs w:val="20"/>
+        </w:rPr>
+      </w:pPr>
+      <w:r>
+        <w:rPr>
+          <w:sz w:val="20"/>
+          <w:szCs w:val="20"/>
+        </w:rPr>
+        <w:t>„</w:t>
+      </w:r>
+      <w:r>
+        <w:rPr>
+          <w:sz w:val="20"/>
+          <w:szCs w:val="20"/>
+        </w:rPr>
+        <w:t>Die Tonhöhe kann mit der</w:t>
+      </w:r>
+      <w:r>
+        <w:rPr>
+          <w:sz w:val="20"/>
+          <w:szCs w:val="20"/>
+        </w:rPr>
+        <w:t xml:space="preserve"> </w:t>
+      </w:r>
+      <w:r>
+        <w:rPr>
+          <w:sz w:val="20"/>
+          <w:szCs w:val="20"/>
+        </w:rPr>
+        <w:t>Grundfrequenz eines Klangs gleichgesetzt werden.</w:t>
+      </w:r>
+      <w:r>
+        <w:rPr>
+          <w:sz w:val="20"/>
+          <w:szCs w:val="20"/>
+        </w:rPr>
+        <w:t>“</w:t>
+      </w:r>
+    </w:p>
+    <w:p>
+      <w:pPr>
+        <w:rPr>
+          <w:sz w:val="20"/>
+          <w:szCs w:val="20"/>
+        </w:rPr>
+      </w:pPr>
     </w:p>
     <w:p>
       <w:pPr>
@@ -1524,6 +2436,7 @@
         <w:rPr>
           <w:noProof/>
         </w:rPr>
+        <w:lastRenderedPageBreak/>
         <w:drawing>
           <wp:inline distT="0" distB="0" distL="0" distR="0" wp14:anchorId="69C8ADB7" wp14:editId="247A6A1D">
             <wp:extent cx="5760720" cy="1304925"/>
@@ -1540,7 +2453,7 @@
                     <pic:cNvPicPr/>
                   </pic:nvPicPr>
                   <pic:blipFill>
-                    <a:blip r:embed="rId20"/>
+                    <a:blip r:embed="rId31"/>
                     <a:stretch>
                       <a:fillRect/>
                     </a:stretch>
@@ -1625,7 +2538,6 @@
           <w:bCs/>
           <w:lang w:val="en-US"/>
         </w:rPr>
-        <w:lastRenderedPageBreak/>
         <w:t>Differenz</w:t>
       </w:r>
       <w:proofErr w:type="spellEnd"/>
@@ -1718,6 +2630,7 @@
         <w:t xml:space="preserve"> Jahzzar_-_01_-_Out_of_School.mp3 -</w:t>
       </w:r>
       <w:proofErr w:type="spellStart"/>
+      <w:proofErr w:type="gramStart"/>
       <w:r>
         <w:rPr>
           <w:lang w:val="en-US"/>
@@ -1725,6 +2638,7 @@
         <w:t>c:v</w:t>
       </w:r>
       <w:proofErr w:type="spellEnd"/>
+      <w:proofErr w:type="gramEnd"/>
       <w:r>
         <w:rPr>
           <w:lang w:val="en-US"/>
@@ -1732,6 +2646,7 @@
         <w:t xml:space="preserve"> copy -</w:t>
       </w:r>
       <w:proofErr w:type="spellStart"/>
+      <w:proofErr w:type="gramStart"/>
       <w:r>
         <w:rPr>
           <w:lang w:val="en-US"/>
@@ -1739,6 +2654,7 @@
         <w:t>c:a</w:t>
       </w:r>
       <w:proofErr w:type="spellEnd"/>
+      <w:proofErr w:type="gramEnd"/>
       <w:r>
         <w:rPr>
           <w:lang w:val="en-US"/>
@@ -1803,7 +2719,7 @@
                     <pic:cNvPicPr/>
                   </pic:nvPicPr>
                   <pic:blipFill>
-                    <a:blip r:embed="rId21"/>
+                    <a:blip r:embed="rId32"/>
                     <a:stretch>
                       <a:fillRect/>
                     </a:stretch>
@@ -1975,6 +2891,7 @@
           <w:noProof/>
           <w:lang w:val="en-US"/>
         </w:rPr>
+        <w:lastRenderedPageBreak/>
         <w:drawing>
           <wp:inline distT="0" distB="0" distL="0" distR="0" wp14:anchorId="09471E3D" wp14:editId="18066104">
             <wp:extent cx="5760720" cy="2854325"/>
@@ -1991,7 +2908,7 @@
                     <pic:cNvPicPr/>
                   </pic:nvPicPr>
                   <pic:blipFill>
-                    <a:blip r:embed="rId22"/>
+                    <a:blip r:embed="rId33"/>
                     <a:stretch>
                       <a:fillRect/>
                     </a:stretch>
@@ -2038,7 +2955,7 @@
                     <pic:cNvPicPr/>
                   </pic:nvPicPr>
                   <pic:blipFill>
-                    <a:blip r:embed="rId23"/>
+                    <a:blip r:embed="rId34"/>
                     <a:stretch>
                       <a:fillRect/>
                     </a:stretch>
@@ -2085,7 +3002,7 @@
                     <pic:cNvPicPr/>
                   </pic:nvPicPr>
                   <pic:blipFill>
-                    <a:blip r:embed="rId24"/>
+                    <a:blip r:embed="rId35"/>
                     <a:stretch>
                       <a:fillRect/>
                     </a:stretch>
@@ -2116,7 +3033,6 @@
         <w:rPr>
           <w:noProof/>
         </w:rPr>
-        <w:lastRenderedPageBreak/>
         <w:drawing>
           <wp:inline distT="0" distB="0" distL="0" distR="0" wp14:anchorId="7CD78934" wp14:editId="607FEF53">
             <wp:extent cx="5760720" cy="4763135"/>
@@ -2133,7 +3049,7 @@
                     <pic:cNvPicPr/>
                   </pic:nvPicPr>
                   <pic:blipFill>
-                    <a:blip r:embed="rId25"/>
+                    <a:blip r:embed="rId36"/>
                     <a:stretch>
                       <a:fillRect/>
                     </a:stretch>
@@ -2164,6 +3080,7 @@
         <w:rPr>
           <w:lang w:val="en-US"/>
         </w:rPr>
+        <w:lastRenderedPageBreak/>
         <w:t>03</w:t>
       </w:r>
     </w:p>
@@ -2188,7 +3105,7 @@
                     <pic:cNvPicPr/>
                   </pic:nvPicPr>
                   <pic:blipFill>
-                    <a:blip r:embed="rId26"/>
+                    <a:blip r:embed="rId37"/>
                     <a:stretch>
                       <a:fillRect/>
                     </a:stretch>
@@ -2243,7 +3160,7 @@
                     <pic:cNvPicPr/>
                   </pic:nvPicPr>
                   <pic:blipFill>
-                    <a:blip r:embed="rId27"/>
+                    <a:blip r:embed="rId38"/>
                     <a:stretch>
                       <a:fillRect/>
                     </a:stretch>
@@ -2321,7 +3238,6 @@
         <w:rPr>
           <w:lang w:val="en-US"/>
         </w:rPr>
-        <w:lastRenderedPageBreak/>
         <w:t>c.</w:t>
       </w:r>
     </w:p>
@@ -2353,7 +3269,7 @@
                     <pic:cNvPicPr/>
                   </pic:nvPicPr>
                   <pic:blipFill>
-                    <a:blip r:embed="rId28"/>
+                    <a:blip r:embed="rId39"/>
                     <a:stretch>
                       <a:fillRect/>
                     </a:stretch>
@@ -2376,376 +3292,756 @@
     </w:p>
     <w:p/>
     <w:p>
-      <w:r>
+      <w:pPr>
+        <w:rPr>
+          <w:lang w:val="en-US"/>
+        </w:rPr>
+      </w:pPr>
+      <w:r>
+        <w:rPr>
+          <w:lang w:val="en-US"/>
+        </w:rPr>
         <w:t>MP4&gt;MKV, um 15</w:t>
       </w:r>
       <w:r>
+        <w:rPr>
+          <w:lang w:val="en-US"/>
+        </w:rPr>
         <w:t>8 097</w:t>
       </w:r>
     </w:p>
     <w:p>
-      <w:r>
+      <w:pPr>
+        <w:rPr>
+          <w:lang w:val="en-US"/>
+        </w:rPr>
+      </w:pPr>
+      <w:r>
+        <w:rPr>
+          <w:lang w:val="en-US"/>
+        </w:rPr>
         <w:t>Overhead: 225 038</w:t>
       </w:r>
     </w:p>
     <w:p>
       <w:pPr>
         <w:pStyle w:val="berschrift1"/>
-      </w:pPr>
-      <w:r>
+        <w:rPr>
+          <w:lang w:val="en-US"/>
+        </w:rPr>
+      </w:pPr>
+      <w:r>
+        <w:rPr>
+          <w:lang w:val="en-US"/>
+        </w:rPr>
         <w:t>4</w:t>
       </w:r>
     </w:p>
+    <w:p>
+      <w:pPr>
+        <w:rPr>
+          <w:lang w:val="en-US"/>
+        </w:rPr>
+      </w:pPr>
+    </w:p>
+    <w:p>
+      <w:pPr>
+        <w:pStyle w:val="berschrift1"/>
+        <w:rPr>
+          <w:lang w:val="en-US"/>
+        </w:rPr>
+      </w:pPr>
+      <w:r>
+        <w:rPr>
+          <w:lang w:val="en-US"/>
+        </w:rPr>
+        <w:t>5</w:t>
+      </w:r>
+    </w:p>
+    <w:p>
+      <w:pPr>
+        <w:rPr>
+          <w:lang w:val="en-US"/>
+        </w:rPr>
+      </w:pPr>
+      <w:r>
+        <w:rPr>
+          <w:lang w:val="en-US"/>
+        </w:rPr>
+        <w:t xml:space="preserve">LB VK03 a und LB </w:t>
+      </w:r>
+      <w:r>
+        <w:rPr>
+          <w:lang w:val="en-US"/>
+        </w:rPr>
+        <w:t>MTM 04 a</w:t>
+      </w:r>
+    </w:p>
+    <w:p>
+      <w:r>
+        <w:t xml:space="preserve">X264 </w:t>
+      </w:r>
+      <w:proofErr w:type="spellStart"/>
+      <w:r>
+        <w:t>picture</w:t>
+      </w:r>
+      <w:proofErr w:type="spellEnd"/>
+      <w:r>
+        <w:t xml:space="preserve"> pro frame </w:t>
+      </w:r>
+      <w:proofErr w:type="spellStart"/>
+      <w:r>
+        <w:t>Zeitsempel</w:t>
+      </w:r>
+      <w:proofErr w:type="spellEnd"/>
+      <w:r>
+        <w:t xml:space="preserve"> setze</w:t>
+      </w:r>
+      <w:r>
+        <w:t>n und messen</w:t>
+      </w:r>
+    </w:p>
+    <w:p>
+      <w:r>
+        <w:lastRenderedPageBreak/>
+        <w:t>Kodierung messen</w:t>
+      </w:r>
+    </w:p>
     <w:p/>
     <w:p>
-      <w:pPr>
-        <w:pStyle w:val="berschrift1"/>
-      </w:pPr>
-      <w:r>
-        <w:t>5</w:t>
-      </w:r>
-    </w:p>
-    <w:p>
-      <w:pPr>
-        <w:rPr>
-          <w:lang w:val="en-US"/>
-        </w:rPr>
-      </w:pPr>
-      <w:r>
-        <w:rPr>
-          <w:lang w:val="en-US"/>
-        </w:rPr>
-        <w:t xml:space="preserve">LB VK03 a und LB </w:t>
-      </w:r>
-      <w:r>
-        <w:rPr>
-          <w:lang w:val="en-US"/>
-        </w:rPr>
-        <w:t>MTM 04 a</w:t>
-      </w:r>
-    </w:p>
-    <w:p>
-      <w:r>
-        <w:t xml:space="preserve">X264 </w:t>
-      </w:r>
-      <w:proofErr w:type="spellStart"/>
-      <w:r>
-        <w:t>picture</w:t>
-      </w:r>
-      <w:proofErr w:type="spellEnd"/>
-      <w:r>
-        <w:t xml:space="preserve"> pro frame </w:t>
-      </w:r>
-      <w:proofErr w:type="spellStart"/>
-      <w:r>
-        <w:t>Zeitsempel</w:t>
-      </w:r>
-      <w:proofErr w:type="spellEnd"/>
-      <w:r>
-        <w:t xml:space="preserve"> setze</w:t>
-      </w:r>
-      <w:r>
-        <w:t>n und messen</w:t>
-      </w:r>
-    </w:p>
-    <w:p>
-      <w:r>
-        <w:t>Kodierung messen</w:t>
+      <w:proofErr w:type="spellStart"/>
+      <w:r>
+        <w:t>ffmpeg</w:t>
+      </w:r>
+      <w:proofErr w:type="spellEnd"/>
+      <w:r>
+        <w:t xml:space="preserve"> -</w:t>
+      </w:r>
+      <w:proofErr w:type="spellStart"/>
+      <w:r>
+        <w:t>re</w:t>
+      </w:r>
+      <w:proofErr w:type="spellEnd"/>
+      <w:r>
+        <w:t xml:space="preserve"> -i input.mp4</w:t>
+      </w:r>
+      <w:r>
+        <w:t xml:space="preserve"> -</w:t>
+      </w:r>
+      <w:proofErr w:type="spellStart"/>
+      <w:r>
+        <w:t>vf</w:t>
+      </w:r>
+      <w:proofErr w:type="spellEnd"/>
+      <w:r>
+        <w:t xml:space="preserve"> "</w:t>
+      </w:r>
+      <w:proofErr w:type="spellStart"/>
+      <w:r>
+        <w:t>scale</w:t>
+      </w:r>
+      <w:proofErr w:type="spellEnd"/>
+      <w:r>
+        <w:t>=</w:t>
+      </w:r>
+      <w:r>
+        <w:t>(</w:t>
+      </w:r>
+      <w:proofErr w:type="spellStart"/>
+      <w:r>
+        <w:t>iw</w:t>
+      </w:r>
+      <w:r>
+        <w:t>x</w:t>
+      </w:r>
+      <w:r>
+        <w:t>h</w:t>
+      </w:r>
+      <w:proofErr w:type="spellEnd"/>
+      <w:r>
+        <w:t>)/10</w:t>
+      </w:r>
+      <w:r>
+        <w:t>"</w:t>
+      </w:r>
+      <w:r>
+        <w:t xml:space="preserve"> </w:t>
+      </w:r>
+      <w:r>
+        <w:t>-</w:t>
+      </w:r>
+      <w:proofErr w:type="spellStart"/>
+      <w:r>
+        <w:t>preset</w:t>
+      </w:r>
+      <w:proofErr w:type="spellEnd"/>
+      <w:r>
+        <w:t xml:space="preserve"> ultrafast </w:t>
+      </w:r>
+      <w:r>
+        <w:t>-an -</w:t>
+      </w:r>
+      <w:proofErr w:type="spellStart"/>
+      <w:r>
+        <w:t>vcodec</w:t>
+      </w:r>
+      <w:proofErr w:type="spellEnd"/>
+      <w:r>
+        <w:t xml:space="preserve"> libx264 -f </w:t>
+      </w:r>
+      <w:proofErr w:type="spellStart"/>
+      <w:r>
+        <w:t>rtp</w:t>
+      </w:r>
+      <w:proofErr w:type="spellEnd"/>
+      <w:r>
+        <w:t xml:space="preserve"> rtp://127.0.0.1:5004</w:t>
       </w:r>
     </w:p>
     <w:p/>
     <w:p>
-      <w:proofErr w:type="spellStart"/>
-      <w:r>
+      <w:pPr>
+        <w:rPr>
+          <w:lang w:val="en-US"/>
+        </w:rPr>
+      </w:pPr>
+      <w:proofErr w:type="spellStart"/>
+      <w:r>
+        <w:rPr>
+          <w:lang w:val="en-US"/>
+        </w:rPr>
         <w:t>ffmpeg</w:t>
       </w:r>
       <w:proofErr w:type="spellEnd"/>
       <w:r>
-        <w:t xml:space="preserve"> -</w:t>
-      </w:r>
-      <w:proofErr w:type="spellStart"/>
-      <w:r>
-        <w:t>re</w:t>
-      </w:r>
-      <w:proofErr w:type="spellEnd"/>
-      <w:r>
-        <w:t xml:space="preserve"> -i input.mp4</w:t>
-      </w:r>
-      <w:r>
+        <w:rPr>
+          <w:lang w:val="en-US"/>
+        </w:rPr>
+        <w:t xml:space="preserve"> -re -</w:t>
+      </w:r>
+      <w:proofErr w:type="spellStart"/>
+      <w:r>
+        <w:rPr>
+          <w:lang w:val="en-US"/>
+        </w:rPr>
+        <w:t>i</w:t>
+      </w:r>
+      <w:proofErr w:type="spellEnd"/>
+      <w:r>
+        <w:rPr>
+          <w:lang w:val="en-US"/>
+        </w:rPr>
+        <w:t xml:space="preserve"> input.mp4 -</w:t>
+      </w:r>
+      <w:proofErr w:type="spellStart"/>
+      <w:r>
+        <w:rPr>
+          <w:lang w:val="en-US"/>
+        </w:rPr>
+        <w:t>vf</w:t>
+      </w:r>
+      <w:proofErr w:type="spellEnd"/>
+      <w:r>
+        <w:rPr>
+          <w:lang w:val="en-US"/>
+        </w:rPr>
+        <w:t xml:space="preserve"> "scale=192:108" -</w:t>
+      </w:r>
+      <w:proofErr w:type="spellStart"/>
+      <w:proofErr w:type="gramStart"/>
+      <w:r>
+        <w:rPr>
+          <w:lang w:val="en-US"/>
+        </w:rPr>
+        <w:t>c:v</w:t>
+      </w:r>
+      <w:proofErr w:type="spellEnd"/>
+      <w:proofErr w:type="gramEnd"/>
+      <w:r>
+        <w:rPr>
+          <w:lang w:val="en-US"/>
+        </w:rPr>
+        <w:t xml:space="preserve"> libx264 -preset ultrafast -</w:t>
+      </w:r>
+      <w:proofErr w:type="spellStart"/>
+      <w:proofErr w:type="gramStart"/>
+      <w:r>
+        <w:rPr>
+          <w:lang w:val="en-US"/>
+        </w:rPr>
+        <w:t>b:v</w:t>
+      </w:r>
+      <w:proofErr w:type="spellEnd"/>
+      <w:proofErr w:type="gramEnd"/>
+      <w:r>
+        <w:rPr>
+          <w:lang w:val="en-US"/>
+        </w:rPr>
+        <w:t xml:space="preserve"> 600k -</w:t>
+      </w:r>
+      <w:proofErr w:type="spellStart"/>
+      <w:proofErr w:type="gramStart"/>
+      <w:r>
+        <w:rPr>
+          <w:lang w:val="en-US"/>
+        </w:rPr>
+        <w:t>c:a</w:t>
+      </w:r>
+      <w:proofErr w:type="spellEnd"/>
+      <w:proofErr w:type="gramEnd"/>
+      <w:r>
+        <w:rPr>
+          <w:lang w:val="en-US"/>
+        </w:rPr>
         <w:t xml:space="preserve"> </w:t>
       </w:r>
-      <w:r>
+      <w:proofErr w:type="spellStart"/>
+      <w:r>
+        <w:rPr>
+          <w:lang w:val="en-US"/>
+        </w:rPr>
+        <w:t>aac</w:t>
+      </w:r>
+      <w:proofErr w:type="spellEnd"/>
+      <w:r>
+        <w:rPr>
+          <w:lang w:val="en-US"/>
+        </w:rPr>
+        <w:t xml:space="preserve"> -f </w:t>
+      </w:r>
+      <w:proofErr w:type="spellStart"/>
+      <w:r>
+        <w:rPr>
+          <w:lang w:val="en-US"/>
+        </w:rPr>
+        <w:t>rtp_mpegts</w:t>
+      </w:r>
+      <w:proofErr w:type="spellEnd"/>
+      <w:r>
+        <w:rPr>
+          <w:lang w:val="en-US"/>
+        </w:rPr>
+        <w:t xml:space="preserve"> rtp://239.255.42.42:5004?localaddr=192.168.1.50</w:t>
+      </w:r>
+    </w:p>
+    <w:p>
+      <w:pPr>
+        <w:rPr>
+          <w:lang w:val="en-US"/>
+        </w:rPr>
+      </w:pPr>
+    </w:p>
+    <w:p>
+      <w:pPr>
+        <w:rPr>
+          <w:lang w:val="en-US"/>
+        </w:rPr>
+      </w:pPr>
+      <w:proofErr w:type="spellStart"/>
+      <w:r>
+        <w:rPr>
+          <w:lang w:val="en-US"/>
+        </w:rPr>
+        <w:t>ffmpeg</w:t>
+      </w:r>
+      <w:proofErr w:type="spellEnd"/>
+      <w:r>
+        <w:rPr>
+          <w:lang w:val="en-US"/>
+        </w:rPr>
+        <w:t xml:space="preserve"> -re -</w:t>
+      </w:r>
+      <w:proofErr w:type="spellStart"/>
+      <w:r>
+        <w:rPr>
+          <w:lang w:val="en-US"/>
+        </w:rPr>
+        <w:t>i</w:t>
+      </w:r>
+      <w:proofErr w:type="spellEnd"/>
+      <w:r>
+        <w:rPr>
+          <w:lang w:val="en-US"/>
+        </w:rPr>
+        <w:t xml:space="preserve"> input.mp4 -</w:t>
+      </w:r>
+      <w:proofErr w:type="spellStart"/>
+      <w:r>
+        <w:rPr>
+          <w:lang w:val="en-US"/>
+        </w:rPr>
+        <w:t>vf</w:t>
+      </w:r>
+      <w:proofErr w:type="spellEnd"/>
+      <w:r>
+        <w:rPr>
+          <w:lang w:val="en-US"/>
+        </w:rPr>
+        <w:t xml:space="preserve"> "scale='</w:t>
+      </w:r>
+      <w:proofErr w:type="spellStart"/>
+      <w:r>
+        <w:rPr>
+          <w:lang w:val="en-US"/>
+        </w:rPr>
+        <w:t>trunc</w:t>
+      </w:r>
+      <w:proofErr w:type="spellEnd"/>
+      <w:r>
+        <w:rPr>
+          <w:lang w:val="en-US"/>
+        </w:rPr>
+        <w:t>(sqrt(</w:t>
+      </w:r>
+      <w:proofErr w:type="spellStart"/>
+      <w:r>
+        <w:rPr>
+          <w:lang w:val="en-US"/>
+        </w:rPr>
+        <w:t>iw</w:t>
+      </w:r>
+      <w:proofErr w:type="spellEnd"/>
+      <w:r>
+        <w:rPr>
+          <w:lang w:val="en-US"/>
+        </w:rPr>
+        <w:t>*</w:t>
+      </w:r>
+      <w:proofErr w:type="spellStart"/>
+      <w:r>
+        <w:rPr>
+          <w:lang w:val="en-US"/>
+        </w:rPr>
+        <w:t>ih</w:t>
+      </w:r>
+      <w:proofErr w:type="spellEnd"/>
+      <w:r>
+        <w:rPr>
+          <w:lang w:val="en-US"/>
+        </w:rPr>
+        <w:t>/</w:t>
+      </w:r>
+      <w:proofErr w:type="gramStart"/>
+      <w:r>
+        <w:rPr>
+          <w:lang w:val="en-US"/>
+        </w:rPr>
+        <w:t>10)*</w:t>
+      </w:r>
+      <w:proofErr w:type="spellStart"/>
+      <w:proofErr w:type="gramEnd"/>
+      <w:r>
+        <w:rPr>
+          <w:lang w:val="en-US"/>
+        </w:rPr>
+        <w:t>dar</w:t>
+      </w:r>
+      <w:proofErr w:type="spellEnd"/>
+      <w:r>
+        <w:rPr>
+          <w:lang w:val="en-US"/>
+        </w:rPr>
+        <w:t>/</w:t>
+      </w:r>
+      <w:proofErr w:type="gramStart"/>
+      <w:r>
+        <w:rPr>
+          <w:lang w:val="en-US"/>
+        </w:rPr>
+        <w:t>2)*</w:t>
+      </w:r>
+      <w:proofErr w:type="gramEnd"/>
+      <w:r>
+        <w:rPr>
+          <w:lang w:val="en-US"/>
+        </w:rPr>
+        <w:t>2':'-2'</w:t>
+      </w:r>
+      <w:proofErr w:type="gramStart"/>
+      <w:r>
+        <w:rPr>
+          <w:lang w:val="en-US"/>
+        </w:rPr>
+        <w:t>"  -</w:t>
+      </w:r>
+      <w:proofErr w:type="spellStart"/>
+      <w:r>
+        <w:rPr>
+          <w:lang w:val="en-US"/>
+        </w:rPr>
+        <w:t>c:v</w:t>
+      </w:r>
+      <w:proofErr w:type="spellEnd"/>
+      <w:proofErr w:type="gramEnd"/>
+      <w:r>
+        <w:rPr>
+          <w:lang w:val="en-US"/>
+        </w:rPr>
+        <w:t xml:space="preserve"> libx264 -preset ultrafast -f </w:t>
+      </w:r>
+      <w:proofErr w:type="spellStart"/>
+      <w:r>
+        <w:rPr>
+          <w:lang w:val="en-US"/>
+        </w:rPr>
+        <w:t>rtp_mpegts</w:t>
+      </w:r>
+      <w:proofErr w:type="spellEnd"/>
+      <w:r>
+        <w:rPr>
+          <w:lang w:val="en-US"/>
+        </w:rPr>
+        <w:t xml:space="preserve"> rtp:</w:t>
+      </w:r>
+      <w:r>
+        <w:rPr>
+          <w:lang w:val="en-US"/>
+        </w:rPr>
+        <w:t>//239.255.42.42:5004?localaddr=</w:t>
+      </w:r>
+      <w:r>
+        <w:rPr>
+          <w:lang w:val="en-US"/>
+        </w:rPr>
+        <w:t>78.104.153.29</w:t>
+      </w:r>
+    </w:p>
+    <w:p>
+      <w:pPr>
+        <w:rPr>
+          <w:lang w:val="en-US"/>
+        </w:rPr>
+      </w:pPr>
+    </w:p>
+    <w:p>
+      <w:pPr>
+        <w:rPr>
+          <w:lang w:val="en-US"/>
+        </w:rPr>
+      </w:pPr>
+      <w:proofErr w:type="spellStart"/>
+      <w:r>
+        <w:rPr>
+          <w:lang w:val="en-US"/>
+        </w:rPr>
+        <w:t>ffmpeg</w:t>
+      </w:r>
+      <w:proofErr w:type="spellEnd"/>
+      <w:r>
+        <w:rPr>
+          <w:lang w:val="en-US"/>
+        </w:rPr>
+        <w:t xml:space="preserve"> -re -</w:t>
+      </w:r>
+      <w:proofErr w:type="spellStart"/>
+      <w:r>
+        <w:rPr>
+          <w:lang w:val="en-US"/>
+        </w:rPr>
+        <w:t>i</w:t>
+      </w:r>
+      <w:proofErr w:type="spellEnd"/>
+      <w:r>
+        <w:rPr>
+          <w:lang w:val="en-US"/>
+        </w:rPr>
+        <w:t xml:space="preserve"> input.mp4 -</w:t>
+      </w:r>
+      <w:proofErr w:type="spellStart"/>
+      <w:r>
+        <w:rPr>
+          <w:lang w:val="en-US"/>
+        </w:rPr>
+        <w:t>vf</w:t>
+      </w:r>
+      <w:proofErr w:type="spellEnd"/>
+      <w:r>
+        <w:rPr>
+          <w:lang w:val="en-US"/>
+        </w:rPr>
+        <w:t xml:space="preserve"> "scale='</w:t>
+      </w:r>
+      <w:proofErr w:type="spellStart"/>
+      <w:r>
+        <w:rPr>
+          <w:lang w:val="en-US"/>
+        </w:rPr>
+        <w:t>trunc</w:t>
+      </w:r>
+      <w:proofErr w:type="spellEnd"/>
+      <w:r>
+        <w:rPr>
+          <w:lang w:val="en-US"/>
+        </w:rPr>
+        <w:t>(sqrt(</w:t>
+      </w:r>
+      <w:proofErr w:type="spellStart"/>
+      <w:r>
+        <w:rPr>
+          <w:lang w:val="en-US"/>
+        </w:rPr>
+        <w:t>iw</w:t>
+      </w:r>
+      <w:proofErr w:type="spellEnd"/>
+      <w:r>
+        <w:rPr>
+          <w:lang w:val="en-US"/>
+        </w:rPr>
+        <w:t>*</w:t>
+      </w:r>
+      <w:proofErr w:type="spellStart"/>
+      <w:r>
+        <w:rPr>
+          <w:lang w:val="en-US"/>
+        </w:rPr>
+        <w:t>ih</w:t>
+      </w:r>
+      <w:proofErr w:type="spellEnd"/>
+      <w:r>
+        <w:rPr>
+          <w:lang w:val="en-US"/>
+        </w:rPr>
+        <w:t>/</w:t>
+      </w:r>
+      <w:proofErr w:type="gramStart"/>
+      <w:r>
+        <w:rPr>
+          <w:lang w:val="en-US"/>
+        </w:rPr>
+        <w:t>10)*</w:t>
+      </w:r>
+      <w:proofErr w:type="spellStart"/>
+      <w:proofErr w:type="gramEnd"/>
+      <w:r>
+        <w:rPr>
+          <w:lang w:val="en-US"/>
+        </w:rPr>
+        <w:t>dar</w:t>
+      </w:r>
+      <w:proofErr w:type="spellEnd"/>
+      <w:r>
+        <w:rPr>
+          <w:lang w:val="en-US"/>
+        </w:rPr>
+        <w:t>/</w:t>
+      </w:r>
+      <w:proofErr w:type="gramStart"/>
+      <w:r>
+        <w:rPr>
+          <w:lang w:val="en-US"/>
+        </w:rPr>
+        <w:t>2)*</w:t>
+      </w:r>
+      <w:proofErr w:type="gramEnd"/>
+      <w:r>
+        <w:rPr>
+          <w:lang w:val="en-US"/>
+        </w:rPr>
+        <w:t>2':'-2'" -</w:t>
+      </w:r>
+      <w:proofErr w:type="spellStart"/>
+      <w:proofErr w:type="gramStart"/>
+      <w:r>
+        <w:rPr>
+          <w:lang w:val="en-US"/>
+        </w:rPr>
+        <w:t>b:v</w:t>
+      </w:r>
+      <w:proofErr w:type="spellEnd"/>
+      <w:proofErr w:type="gramEnd"/>
+      <w:r>
+        <w:rPr>
+          <w:lang w:val="en-US"/>
+        </w:rPr>
+        <w:t xml:space="preserve"> 128k -</w:t>
+      </w:r>
+      <w:proofErr w:type="spellStart"/>
+      <w:proofErr w:type="gramStart"/>
+      <w:r>
+        <w:rPr>
+          <w:lang w:val="en-US"/>
+        </w:rPr>
+        <w:t>c:v</w:t>
+      </w:r>
+      <w:proofErr w:type="spellEnd"/>
+      <w:proofErr w:type="gramEnd"/>
+      <w:r>
+        <w:rPr>
+          <w:lang w:val="en-US"/>
+        </w:rPr>
+        <w:t xml:space="preserve"> libx264 -preset ultrafast -</w:t>
+      </w:r>
+      <w:proofErr w:type="spellStart"/>
+      <w:proofErr w:type="gramStart"/>
+      <w:r>
+        <w:rPr>
+          <w:lang w:val="en-US"/>
+        </w:rPr>
+        <w:t>b:v</w:t>
+      </w:r>
+      <w:proofErr w:type="spellEnd"/>
+      <w:proofErr w:type="gramEnd"/>
+      <w:r>
+        <w:rPr>
+          <w:lang w:val="en-US"/>
+        </w:rPr>
+        <w:t xml:space="preserve"> 2M -f </w:t>
+      </w:r>
+      <w:proofErr w:type="spellStart"/>
+      <w:r>
+        <w:rPr>
+          <w:lang w:val="en-US"/>
+        </w:rPr>
+        <w:t>rtp_mpegts</w:t>
+      </w:r>
+      <w:proofErr w:type="spellEnd"/>
+      <w:r>
+        <w:rPr>
+          <w:lang w:val="en-US"/>
+        </w:rPr>
+        <w:t xml:space="preserve"> rtp://239.255.42.42:5004</w:t>
+      </w:r>
+    </w:p>
+    <w:p>
+      <w:pPr>
+        <w:rPr>
+          <w:lang w:val="en-US"/>
+        </w:rPr>
+      </w:pPr>
+    </w:p>
+    <w:p>
+      <w:pPr>
+        <w:rPr>
+          <w:lang w:val="en-US"/>
+        </w:rPr>
+      </w:pPr>
+      <w:r>
+        <w:rPr>
+          <w:lang w:val="en-US"/>
+        </w:rPr>
         <w:t>-</w:t>
       </w:r>
       <w:proofErr w:type="spellStart"/>
       <w:r>
+        <w:rPr>
+          <w:lang w:val="en-US"/>
+        </w:rPr>
         <w:t>vf</w:t>
       </w:r>
       <w:proofErr w:type="spellEnd"/>
       <w:r>
-        <w:t xml:space="preserve"> "</w:t>
-      </w:r>
-      <w:proofErr w:type="spellStart"/>
-      <w:r>
-        <w:t>scale</w:t>
-      </w:r>
-      <w:proofErr w:type="spellEnd"/>
-      <w:r>
-        <w:t>=</w:t>
-      </w:r>
-      <w:r>
-        <w:t>(</w:t>
-      </w:r>
-      <w:proofErr w:type="spellStart"/>
-      <w:r>
+        <w:rPr>
+          <w:lang w:val="en-US"/>
+        </w:rPr>
+        <w:t xml:space="preserve"> "scale='sqrt(</w:t>
+      </w:r>
+      <w:proofErr w:type="spellStart"/>
+      <w:r>
+        <w:rPr>
+          <w:lang w:val="en-US"/>
+        </w:rPr>
         <w:t>iw</w:t>
       </w:r>
-      <w:r>
-        <w:t>x</w:t>
-      </w:r>
-      <w:r>
-        <w:t>h</w:t>
-      </w:r>
-      <w:proofErr w:type="spellEnd"/>
-      <w:r>
-        <w:t>)/10</w:t>
-      </w:r>
-      <w:r>
-        <w:t>"</w:t>
-      </w:r>
-      <w:r>
-        <w:t xml:space="preserve"> </w:t>
-      </w:r>
-      <w:r>
-        <w:t>-</w:t>
-      </w:r>
-      <w:proofErr w:type="spellStart"/>
-      <w:r>
-        <w:t>preset</w:t>
-      </w:r>
-      <w:proofErr w:type="spellEnd"/>
-      <w:r>
-        <w:t xml:space="preserve"> ultrafast</w:t>
-      </w:r>
-      <w:r>
-        <w:t xml:space="preserve"> </w:t>
-      </w:r>
-      <w:r>
-        <w:t>-an -</w:t>
-      </w:r>
-      <w:proofErr w:type="spellStart"/>
-      <w:r>
-        <w:t>vcodec</w:t>
-      </w:r>
-      <w:proofErr w:type="spellEnd"/>
-      <w:r>
-        <w:t xml:space="preserve"> libx264 -f </w:t>
-      </w:r>
-      <w:proofErr w:type="spellStart"/>
-      <w:r>
-        <w:t>rtp</w:t>
-      </w:r>
-      <w:proofErr w:type="spellEnd"/>
-      <w:r>
-        <w:t xml:space="preserve"> rtp://127.0.0.1:5004</w:t>
-      </w:r>
-    </w:p>
-    <w:p/>
-    <w:p>
-      <w:pPr>
-        <w:rPr>
-          <w:lang w:val="en-US"/>
-        </w:rPr>
-      </w:pPr>
-      <w:proofErr w:type="spellStart"/>
-      <w:r>
-        <w:rPr>
-          <w:lang w:val="en-US"/>
-        </w:rPr>
-        <w:t>ffmpeg</w:t>
-      </w:r>
-      <w:proofErr w:type="spellEnd"/>
-      <w:r>
-        <w:rPr>
-          <w:lang w:val="en-US"/>
-        </w:rPr>
-        <w:t xml:space="preserve"> -re -</w:t>
-      </w:r>
-      <w:proofErr w:type="spellStart"/>
-      <w:r>
-        <w:rPr>
-          <w:lang w:val="en-US"/>
-        </w:rPr>
-        <w:t>i</w:t>
-      </w:r>
-      <w:proofErr w:type="spellEnd"/>
-      <w:r>
-        <w:rPr>
-          <w:lang w:val="en-US"/>
-        </w:rPr>
-        <w:t xml:space="preserve"> input.mp4 -</w:t>
-      </w:r>
-      <w:proofErr w:type="spellStart"/>
-      <w:r>
-        <w:rPr>
-          <w:lang w:val="en-US"/>
-        </w:rPr>
-        <w:t>vf</w:t>
-      </w:r>
-      <w:proofErr w:type="spellEnd"/>
-      <w:r>
-        <w:rPr>
-          <w:lang w:val="en-US"/>
-        </w:rPr>
-        <w:t xml:space="preserve"> "scale=192:108" -</w:t>
-      </w:r>
-      <w:proofErr w:type="spellStart"/>
-      <w:r>
-        <w:rPr>
-          <w:lang w:val="en-US"/>
-        </w:rPr>
-        <w:t>c:v</w:t>
-      </w:r>
-      <w:proofErr w:type="spellEnd"/>
-      <w:r>
-        <w:rPr>
-          <w:lang w:val="en-US"/>
-        </w:rPr>
-        <w:t xml:space="preserve"> libx264 -preset ultrafast -</w:t>
-      </w:r>
-      <w:proofErr w:type="spellStart"/>
-      <w:r>
-        <w:rPr>
-          <w:lang w:val="en-US"/>
-        </w:rPr>
-        <w:t>b:v</w:t>
-      </w:r>
-      <w:proofErr w:type="spellEnd"/>
-      <w:r>
-        <w:rPr>
-          <w:lang w:val="en-US"/>
-        </w:rPr>
-        <w:t xml:space="preserve"> 600k -</w:t>
-      </w:r>
-      <w:proofErr w:type="spellStart"/>
-      <w:r>
-        <w:rPr>
-          <w:lang w:val="en-US"/>
-        </w:rPr>
-        <w:t>c:a</w:t>
-      </w:r>
-      <w:proofErr w:type="spellEnd"/>
-      <w:r>
-        <w:rPr>
-          <w:lang w:val="en-US"/>
-        </w:rPr>
-        <w:t xml:space="preserve"> </w:t>
-      </w:r>
-      <w:proofErr w:type="spellStart"/>
-      <w:r>
-        <w:rPr>
-          <w:lang w:val="en-US"/>
-        </w:rPr>
-        <w:t>aac</w:t>
-      </w:r>
-      <w:proofErr w:type="spellEnd"/>
-      <w:r>
-        <w:rPr>
-          <w:lang w:val="en-US"/>
-        </w:rPr>
-        <w:t xml:space="preserve"> -f </w:t>
-      </w:r>
-      <w:proofErr w:type="spellStart"/>
-      <w:r>
-        <w:rPr>
-          <w:lang w:val="en-US"/>
-        </w:rPr>
-        <w:t>rtp_mpegts</w:t>
-      </w:r>
-      <w:proofErr w:type="spellEnd"/>
-      <w:r>
-        <w:rPr>
-          <w:lang w:val="en-US"/>
-        </w:rPr>
-        <w:t xml:space="preserve"> rtp://239.255.42.42:5004?localaddr=192.168.1.50</w:t>
-      </w:r>
-    </w:p>
-    <w:p>
-      <w:pPr>
-        <w:rPr>
-          <w:lang w:val="en-US"/>
-        </w:rPr>
-      </w:pPr>
-    </w:p>
-    <w:p>
-      <w:pPr>
-        <w:rPr>
-          <w:lang w:val="en-US"/>
-        </w:rPr>
-      </w:pPr>
-      <w:proofErr w:type="spellStart"/>
-      <w:r>
-        <w:rPr>
-          <w:lang w:val="en-US"/>
-        </w:rPr>
-        <w:t>ffmpeg</w:t>
-      </w:r>
-      <w:proofErr w:type="spellEnd"/>
-      <w:r>
-        <w:rPr>
-          <w:lang w:val="en-US"/>
-        </w:rPr>
-        <w:t xml:space="preserve"> -re -</w:t>
-      </w:r>
-      <w:proofErr w:type="spellStart"/>
-      <w:r>
-        <w:rPr>
-          <w:lang w:val="en-US"/>
-        </w:rPr>
-        <w:t>i</w:t>
-      </w:r>
-      <w:proofErr w:type="spellEnd"/>
-      <w:r>
-        <w:rPr>
-          <w:lang w:val="en-US"/>
-        </w:rPr>
-        <w:t xml:space="preserve"> input.mp4 -</w:t>
-      </w:r>
-      <w:proofErr w:type="spellStart"/>
-      <w:r>
-        <w:rPr>
-          <w:lang w:val="en-US"/>
-        </w:rPr>
-        <w:t>vf</w:t>
-      </w:r>
-      <w:proofErr w:type="spellEnd"/>
-      <w:r>
-        <w:rPr>
-          <w:lang w:val="en-US"/>
-        </w:rPr>
-        <w:t xml:space="preserve"> "scale='</w:t>
-      </w:r>
-      <w:proofErr w:type="spellStart"/>
-      <w:r>
-        <w:rPr>
-          <w:lang w:val="en-US"/>
-        </w:rPr>
-        <w:t>trunc</w:t>
-      </w:r>
-      <w:proofErr w:type="spellEnd"/>
-      <w:r>
-        <w:rPr>
-          <w:lang w:val="en-US"/>
-        </w:rPr>
-        <w:t>(sqrt(</w:t>
-      </w:r>
-      <w:proofErr w:type="spellStart"/>
-      <w:r>
-        <w:rPr>
-          <w:lang w:val="en-US"/>
-        </w:rPr>
-        <w:t>iw</w:t>
-      </w:r>
       <w:proofErr w:type="spellEnd"/>
       <w:r>
         <w:rPr>
@@ -2765,9 +4061,17 @@
         <w:rPr>
           <w:lang w:val="en-US"/>
         </w:rPr>
-        <w:t>/10)*</w:t>
-      </w:r>
-      <w:proofErr w:type="spellStart"/>
+        <w:t>/</w:t>
+      </w:r>
+      <w:proofErr w:type="gramStart"/>
+      <w:r>
+        <w:rPr>
+          <w:lang w:val="en-US"/>
+        </w:rPr>
+        <w:t>10)*</w:t>
+      </w:r>
+      <w:proofErr w:type="spellStart"/>
+      <w:proofErr w:type="gramEnd"/>
       <w:r>
         <w:rPr>
           <w:lang w:val="en-US"/>
@@ -2779,290 +4083,6 @@
         <w:rPr>
           <w:lang w:val="en-US"/>
         </w:rPr>
-        <w:t>/2)*2':'-2'"  -</w:t>
-      </w:r>
-      <w:proofErr w:type="spellStart"/>
-      <w:r>
-        <w:rPr>
-          <w:lang w:val="en-US"/>
-        </w:rPr>
-        <w:t>c:v</w:t>
-      </w:r>
-      <w:proofErr w:type="spellEnd"/>
-      <w:r>
-        <w:rPr>
-          <w:lang w:val="en-US"/>
-        </w:rPr>
-        <w:t xml:space="preserve"> libx264 -preset ultrafast -f </w:t>
-      </w:r>
-      <w:proofErr w:type="spellStart"/>
-      <w:r>
-        <w:rPr>
-          <w:lang w:val="en-US"/>
-        </w:rPr>
-        <w:t>rtp_mpegts</w:t>
-      </w:r>
-      <w:proofErr w:type="spellEnd"/>
-      <w:r>
-        <w:rPr>
-          <w:lang w:val="en-US"/>
-        </w:rPr>
-        <w:t xml:space="preserve"> rtp:</w:t>
-      </w:r>
-      <w:r>
-        <w:rPr>
-          <w:lang w:val="en-US"/>
-        </w:rPr>
-        <w:t>//239.255.42.42:5004?localaddr=</w:t>
-      </w:r>
-      <w:r>
-        <w:rPr>
-          <w:lang w:val="en-US"/>
-        </w:rPr>
-        <w:t>78.104.153.29</w:t>
-      </w:r>
-    </w:p>
-    <w:p>
-      <w:pPr>
-        <w:rPr>
-          <w:lang w:val="en-US"/>
-        </w:rPr>
-      </w:pPr>
-    </w:p>
-    <w:p>
-      <w:pPr>
-        <w:rPr>
-          <w:lang w:val="en-US"/>
-        </w:rPr>
-      </w:pPr>
-      <w:proofErr w:type="spellStart"/>
-      <w:r>
-        <w:rPr>
-          <w:lang w:val="en-US"/>
-        </w:rPr>
-        <w:t>ffmpeg</w:t>
-      </w:r>
-      <w:proofErr w:type="spellEnd"/>
-      <w:r>
-        <w:rPr>
-          <w:lang w:val="en-US"/>
-        </w:rPr>
-        <w:t xml:space="preserve"> -re -</w:t>
-      </w:r>
-      <w:proofErr w:type="spellStart"/>
-      <w:r>
-        <w:rPr>
-          <w:lang w:val="en-US"/>
-        </w:rPr>
-        <w:t>i</w:t>
-      </w:r>
-      <w:proofErr w:type="spellEnd"/>
-      <w:r>
-        <w:rPr>
-          <w:lang w:val="en-US"/>
-        </w:rPr>
-        <w:t xml:space="preserve"> input.mp4 -</w:t>
-      </w:r>
-      <w:proofErr w:type="spellStart"/>
-      <w:r>
-        <w:rPr>
-          <w:lang w:val="en-US"/>
-        </w:rPr>
-        <w:t>vf</w:t>
-      </w:r>
-      <w:proofErr w:type="spellEnd"/>
-      <w:r>
-        <w:rPr>
-          <w:lang w:val="en-US"/>
-        </w:rPr>
-        <w:t xml:space="preserve"> "scale='</w:t>
-      </w:r>
-      <w:proofErr w:type="spellStart"/>
-      <w:r>
-        <w:rPr>
-          <w:lang w:val="en-US"/>
-        </w:rPr>
-        <w:t>trunc</w:t>
-      </w:r>
-      <w:proofErr w:type="spellEnd"/>
-      <w:r>
-        <w:rPr>
-          <w:lang w:val="en-US"/>
-        </w:rPr>
-        <w:t>(sqrt(</w:t>
-      </w:r>
-      <w:proofErr w:type="spellStart"/>
-      <w:r>
-        <w:rPr>
-          <w:lang w:val="en-US"/>
-        </w:rPr>
-        <w:t>iw</w:t>
-      </w:r>
-      <w:proofErr w:type="spellEnd"/>
-      <w:r>
-        <w:rPr>
-          <w:lang w:val="en-US"/>
-        </w:rPr>
-        <w:t>*</w:t>
-      </w:r>
-      <w:proofErr w:type="spellStart"/>
-      <w:r>
-        <w:rPr>
-          <w:lang w:val="en-US"/>
-        </w:rPr>
-        <w:t>ih</w:t>
-      </w:r>
-      <w:proofErr w:type="spellEnd"/>
-      <w:r>
-        <w:rPr>
-          <w:lang w:val="en-US"/>
-        </w:rPr>
-        <w:t>/10)*</w:t>
-      </w:r>
-      <w:proofErr w:type="spellStart"/>
-      <w:r>
-        <w:rPr>
-          <w:lang w:val="en-US"/>
-        </w:rPr>
-        <w:t>dar</w:t>
-      </w:r>
-      <w:proofErr w:type="spellEnd"/>
-      <w:r>
-        <w:rPr>
-          <w:lang w:val="en-US"/>
-        </w:rPr>
-        <w:t>/2)*2':'-2'" -</w:t>
-      </w:r>
-      <w:proofErr w:type="spellStart"/>
-      <w:r>
-        <w:rPr>
-          <w:lang w:val="en-US"/>
-        </w:rPr>
-        <w:t>b:v</w:t>
-      </w:r>
-      <w:proofErr w:type="spellEnd"/>
-      <w:r>
-        <w:rPr>
-          <w:lang w:val="en-US"/>
-        </w:rPr>
-        <w:t xml:space="preserve"> 128k -</w:t>
-      </w:r>
-      <w:proofErr w:type="spellStart"/>
-      <w:r>
-        <w:rPr>
-          <w:lang w:val="en-US"/>
-        </w:rPr>
-        <w:t>c:v</w:t>
-      </w:r>
-      <w:proofErr w:type="spellEnd"/>
-      <w:r>
-        <w:rPr>
-          <w:lang w:val="en-US"/>
-        </w:rPr>
-        <w:t xml:space="preserve"> libx264 -preset ultrafast -</w:t>
-      </w:r>
-      <w:proofErr w:type="spellStart"/>
-      <w:r>
-        <w:rPr>
-          <w:lang w:val="en-US"/>
-        </w:rPr>
-        <w:t>b:v</w:t>
-      </w:r>
-      <w:proofErr w:type="spellEnd"/>
-      <w:r>
-        <w:rPr>
-          <w:lang w:val="en-US"/>
-        </w:rPr>
-        <w:t xml:space="preserve"> 2M -f </w:t>
-      </w:r>
-      <w:proofErr w:type="spellStart"/>
-      <w:r>
-        <w:rPr>
-          <w:lang w:val="en-US"/>
-        </w:rPr>
-        <w:t>rtp_mpegts</w:t>
-      </w:r>
-      <w:proofErr w:type="spellEnd"/>
-      <w:r>
-        <w:rPr>
-          <w:lang w:val="en-US"/>
-        </w:rPr>
-        <w:t xml:space="preserve"> rtp://239.255.42.42:5004</w:t>
-      </w:r>
-    </w:p>
-    <w:p>
-      <w:pPr>
-        <w:rPr>
-          <w:lang w:val="en-US"/>
-        </w:rPr>
-      </w:pPr>
-    </w:p>
-    <w:p>
-      <w:pPr>
-        <w:rPr>
-          <w:lang w:val="en-US"/>
-        </w:rPr>
-      </w:pPr>
-      <w:r>
-        <w:rPr>
-          <w:lang w:val="en-US"/>
-        </w:rPr>
-        <w:t>-</w:t>
-      </w:r>
-      <w:proofErr w:type="spellStart"/>
-      <w:r>
-        <w:rPr>
-          <w:lang w:val="en-US"/>
-        </w:rPr>
-        <w:t>vf</w:t>
-      </w:r>
-      <w:proofErr w:type="spellEnd"/>
-      <w:r>
-        <w:rPr>
-          <w:lang w:val="en-US"/>
-        </w:rPr>
-        <w:t xml:space="preserve"> "scale='sqrt(</w:t>
-      </w:r>
-      <w:proofErr w:type="spellStart"/>
-      <w:r>
-        <w:rPr>
-          <w:lang w:val="en-US"/>
-        </w:rPr>
-        <w:t>iw</w:t>
-      </w:r>
-      <w:proofErr w:type="spellEnd"/>
-      <w:r>
-        <w:rPr>
-          <w:lang w:val="en-US"/>
-        </w:rPr>
-        <w:t>*</w:t>
-      </w:r>
-      <w:proofErr w:type="spellStart"/>
-      <w:r>
-        <w:rPr>
-          <w:lang w:val="en-US"/>
-        </w:rPr>
-        <w:t>ih</w:t>
-      </w:r>
-      <w:proofErr w:type="spellEnd"/>
-      <w:r>
-        <w:rPr>
-          <w:lang w:val="en-US"/>
-        </w:rPr>
-        <w:t>/10)*</w:t>
-      </w:r>
-      <w:proofErr w:type="spellStart"/>
-      <w:r>
-        <w:rPr>
-          <w:lang w:val="en-US"/>
-        </w:rPr>
-        <w:t>dar</w:t>
-      </w:r>
-      <w:proofErr w:type="spellEnd"/>
-      <w:r>
-        <w:rPr>
-          <w:lang w:val="en-US"/>
-        </w:rPr>
         <w:t xml:space="preserve">':'-2'" </w:t>
       </w:r>
     </w:p>
@@ -3092,7 +4112,15 @@
     </w:p>
     <w:p>
       <w:r>
-        <w:t xml:space="preserve">Faktor 9 Skalierung bedeutet, jede Seite muss um den Faktor Wurzel(9) skaliert werden, damit das gesamte Bild </w:t>
+        <w:t xml:space="preserve">Faktor 9 Skalierung bedeutet, jede Seite muss um den Faktor </w:t>
+      </w:r>
+      <w:proofErr w:type="gramStart"/>
+      <w:r>
+        <w:t>Wurzel(</w:t>
+      </w:r>
+      <w:proofErr w:type="gramEnd"/>
+      <w:r>
+        <w:t xml:space="preserve">9) skaliert werden, damit das gesamte Bild </w:t>
       </w:r>
       <w:r>
         <w:t>um 9 skaliert wurde.</w:t>
@@ -3395,6 +4423,119 @@
       </w:pPr>
     </w:lvl>
   </w:abstractNum>
+  <w:abstractNum w:abstractNumId="3" w15:restartNumberingAfterBreak="0">
+    <w:nsid w:val="65E42E07"/>
+    <w:multiLevelType w:val="hybridMultilevel"/>
+    <w:tmpl w:val="F8F45B22"/>
+    <w:lvl w:ilvl="0" w:tplc="04070001">
+      <w:start w:val="1"/>
+      <w:numFmt w:val="bullet"/>
+      <w:lvlText w:val=""/>
+      <w:lvlJc w:val="left"/>
+      <w:pPr>
+        <w:ind w:left="720" w:hanging="360"/>
+      </w:pPr>
+      <w:rPr>
+        <w:rFonts w:ascii="Symbol" w:hAnsi="Symbol" w:hint="default"/>
+      </w:rPr>
+    </w:lvl>
+    <w:lvl w:ilvl="1" w:tplc="04070003" w:tentative="1">
+      <w:start w:val="1"/>
+      <w:numFmt w:val="bullet"/>
+      <w:lvlText w:val="o"/>
+      <w:lvlJc w:val="left"/>
+      <w:pPr>
+        <w:ind w:left="1440" w:hanging="360"/>
+      </w:pPr>
+      <w:rPr>
+        <w:rFonts w:ascii="Courier New" w:hAnsi="Courier New" w:cs="Courier New" w:hint="default"/>
+      </w:rPr>
+    </w:lvl>
+    <w:lvl w:ilvl="2" w:tplc="04070005" w:tentative="1">
+      <w:start w:val="1"/>
+      <w:numFmt w:val="bullet"/>
+      <w:lvlText w:val=""/>
+      <w:lvlJc w:val="left"/>
+      <w:pPr>
+        <w:ind w:left="2160" w:hanging="360"/>
+      </w:pPr>
+      <w:rPr>
+        <w:rFonts w:ascii="Wingdings" w:hAnsi="Wingdings" w:hint="default"/>
+      </w:rPr>
+    </w:lvl>
+    <w:lvl w:ilvl="3" w:tplc="04070001" w:tentative="1">
+      <w:start w:val="1"/>
+      <w:numFmt w:val="bullet"/>
+      <w:lvlText w:val=""/>
+      <w:lvlJc w:val="left"/>
+      <w:pPr>
+        <w:ind w:left="2880" w:hanging="360"/>
+      </w:pPr>
+      <w:rPr>
+        <w:rFonts w:ascii="Symbol" w:hAnsi="Symbol" w:hint="default"/>
+      </w:rPr>
+    </w:lvl>
+    <w:lvl w:ilvl="4" w:tplc="04070003" w:tentative="1">
+      <w:start w:val="1"/>
+      <w:numFmt w:val="bullet"/>
+      <w:lvlText w:val="o"/>
+      <w:lvlJc w:val="left"/>
+      <w:pPr>
+        <w:ind w:left="3600" w:hanging="360"/>
+      </w:pPr>
+      <w:rPr>
+        <w:rFonts w:ascii="Courier New" w:hAnsi="Courier New" w:cs="Courier New" w:hint="default"/>
+      </w:rPr>
+    </w:lvl>
+    <w:lvl w:ilvl="5" w:tplc="04070005" w:tentative="1">
+      <w:start w:val="1"/>
+      <w:numFmt w:val="bullet"/>
+      <w:lvlText w:val=""/>
+      <w:lvlJc w:val="left"/>
+      <w:pPr>
+        <w:ind w:left="4320" w:hanging="360"/>
+      </w:pPr>
+      <w:rPr>
+        <w:rFonts w:ascii="Wingdings" w:hAnsi="Wingdings" w:hint="default"/>
+      </w:rPr>
+    </w:lvl>
+    <w:lvl w:ilvl="6" w:tplc="04070001" w:tentative="1">
+      <w:start w:val="1"/>
+      <w:numFmt w:val="bullet"/>
+      <w:lvlText w:val=""/>
+      <w:lvlJc w:val="left"/>
+      <w:pPr>
+        <w:ind w:left="5040" w:hanging="360"/>
+      </w:pPr>
+      <w:rPr>
+        <w:rFonts w:ascii="Symbol" w:hAnsi="Symbol" w:hint="default"/>
+      </w:rPr>
+    </w:lvl>
+    <w:lvl w:ilvl="7" w:tplc="04070003" w:tentative="1">
+      <w:start w:val="1"/>
+      <w:numFmt w:val="bullet"/>
+      <w:lvlText w:val="o"/>
+      <w:lvlJc w:val="left"/>
+      <w:pPr>
+        <w:ind w:left="5760" w:hanging="360"/>
+      </w:pPr>
+      <w:rPr>
+        <w:rFonts w:ascii="Courier New" w:hAnsi="Courier New" w:cs="Courier New" w:hint="default"/>
+      </w:rPr>
+    </w:lvl>
+    <w:lvl w:ilvl="8" w:tplc="04070005" w:tentative="1">
+      <w:start w:val="1"/>
+      <w:numFmt w:val="bullet"/>
+      <w:lvlText w:val=""/>
+      <w:lvlJc w:val="left"/>
+      <w:pPr>
+        <w:ind w:left="6480" w:hanging="360"/>
+      </w:pPr>
+      <w:rPr>
+        <w:rFonts w:ascii="Wingdings" w:hAnsi="Wingdings" w:hint="default"/>
+      </w:rPr>
+    </w:lvl>
+  </w:abstractNum>
   <w:num w:numId="1" w16cid:durableId="1439254013">
     <w:abstractNumId w:val="2"/>
   </w:num>
@@ -3403,6 +4544,9 @@
   </w:num>
   <w:num w:numId="3" w16cid:durableId="1031806137">
     <w:abstractNumId w:val="1"/>
+  </w:num>
+  <w:num w:numId="4" w16cid:durableId="837965278">
+    <w:abstractNumId w:val="3"/>
   </w:num>
 </w:numbering>
 </file>
@@ -3836,7 +4980,6 @@
     <w:next w:val="Standard"/>
     <w:link w:val="berschrift2Zchn"/>
     <w:uiPriority w:val="9"/>
-    <w:semiHidden/>
     <w:unhideWhenUsed/>
     <w:qFormat/>
     <w:rsid w:val="00815097"/>
@@ -4011,6 +5154,7 @@
   <w:style w:type="character" w:default="1" w:styleId="Absatz-Standardschriftart">
     <w:name w:val="Default Paragraph Font"/>
     <w:uiPriority w:val="1"/>
+    <w:semiHidden/>
     <w:unhideWhenUsed/>
   </w:style>
   <w:style w:type="table" w:default="1" w:styleId="NormaleTabelle">
@@ -4052,7 +5196,6 @@
     <w:basedOn w:val="Absatz-Standardschriftart"/>
     <w:link w:val="berschrift2"/>
     <w:uiPriority w:val="9"/>
-    <w:semiHidden/>
     <w:rsid w:val="00815097"/>
     <w:rPr>
       <w:rFonts w:asciiTheme="majorHAnsi" w:eastAsiaTheme="majorEastAsia" w:hAnsiTheme="majorHAnsi" w:cstheme="majorBidi"/>
@@ -4345,6 +5488,18 @@
     <w:rPr>
       <w:color w:val="605E5C"/>
       <w:shd w:val="clear" w:color="auto" w:fill="E1DFDD"/>
+    </w:rPr>
+  </w:style>
+  <w:style w:type="character" w:styleId="BesuchterLink">
+    <w:name w:val="FollowedHyperlink"/>
+    <w:basedOn w:val="Absatz-Standardschriftart"/>
+    <w:uiPriority w:val="99"/>
+    <w:semiHidden/>
+    <w:unhideWhenUsed/>
+    <w:rsid w:val="00E46694"/>
+    <w:rPr>
+      <w:color w:val="96607D" w:themeColor="followedHyperlink"/>
+      <w:u w:val="single"/>
     </w:rPr>
   </w:style>
 </w:styles>

--- a/Medien_Technologie/MedienTech_Notes.docx
+++ b/Medien_Technologie/MedienTech_Notes.docx
@@ -839,6 +839,9 @@
     </w:p>
     <w:p>
       <w:r>
+        <w:rPr>
+          <w:noProof/>
+        </w:rPr>
         <w:drawing>
           <wp:inline distT="0" distB="0" distL="0" distR="0" wp14:anchorId="5824984E" wp14:editId="2CBF01A1">
             <wp:extent cx="5760720" cy="5856605"/>
@@ -979,38 +982,40 @@
         <w:t>Speech</w:t>
       </w:r>
     </w:p>
+    <w:p>
+      <w:r>
+        <w:t>16k: Sprache verständlich, roboterhaft/</w:t>
+      </w:r>
+      <w:r>
+        <w:t>abgehackt</w:t>
+      </w:r>
+      <w:r>
+        <w:t>, langgezogene Töne die schrill klingen</w:t>
+      </w:r>
+    </w:p>
+    <w:p>
+      <w:r>
+        <w:lastRenderedPageBreak/>
+        <w:t>32k: gut verständlich</w:t>
+      </w:r>
+    </w:p>
+    <w:p>
+      <w:r>
+        <w:t>64k: original klingt klarer.</w:t>
+      </w:r>
+    </w:p>
     <w:p/>
     <w:p>
       <w:r>
-        <w:lastRenderedPageBreak/>
-        <w:t xml:space="preserve">Knistern am Anfang, der im </w:t>
-      </w:r>
-      <w:proofErr w:type="spellStart"/>
-      <w:r>
-        <w:t>Origanl</w:t>
-      </w:r>
-      <w:proofErr w:type="spellEnd"/>
-      <w:r>
-        <w:t xml:space="preserve"> </w:t>
-      </w:r>
-      <w:proofErr w:type="spellStart"/>
-      <w:r>
-        <w:t>nich</w:t>
-      </w:r>
-      <w:proofErr w:type="spellEnd"/>
-      <w:r>
-        <w:t xml:space="preserve"> ist.</w:t>
-      </w:r>
-    </w:p>
-    <w:p>
-      <w:r>
-        <w:t xml:space="preserve">Nicht bei 64 aber beim </w:t>
-      </w:r>
-      <w:proofErr w:type="spellStart"/>
-      <w:r>
-        <w:t>mpeg</w:t>
-      </w:r>
-      <w:proofErr w:type="spellEnd"/>
+        <w:rPr>
+          <w:b/>
+          <w:bCs/>
+        </w:rPr>
+        <w:t>Musik</w:t>
+      </w:r>
+      <w:r>
+        <w:t xml:space="preserve"> benötigt aufgrund ihrer hohen Dynamik, der vielen gleichzeitig spielenden Instrumente und des breiten Frequenzspektrums deutlich mehr Bitrate als reine Sprache, um klar und ohne Kompressionsartefakte zu klingen.</w:t>
+      </w:r>
     </w:p>
     <w:p>
       <w:pPr>
@@ -1104,6 +1109,7 @@
         </w:drawing>
       </w:r>
     </w:p>
+    <w:p/>
     <w:p>
       <w:r>
         <w:t>Music:</w:t>
@@ -1417,6 +1423,7 @@
         <w:rPr>
           <w:noProof/>
         </w:rPr>
+        <w:lastRenderedPageBreak/>
         <w:drawing>
           <wp:inline distT="0" distB="0" distL="0" distR="0" wp14:anchorId="3DB7763B" wp14:editId="0F3BBB7A">
             <wp:extent cx="5760720" cy="494030"/>
@@ -1510,8 +1517,33 @@
         <w:rPr>
           <w:lang w:val="en-US"/>
         </w:rPr>
-        <w:lastRenderedPageBreak/>
         <w:t>MPEG average bitrate</w:t>
+      </w:r>
+    </w:p>
+    <w:p>
+      <w:pPr>
+        <w:rPr>
+          <w:lang w:val="en-US"/>
+        </w:rPr>
+      </w:pPr>
+    </w:p>
+    <w:p>
+      <w:r>
+        <w:t>MP3 ist b</w:t>
+      </w:r>
+      <w:r>
+        <w:t xml:space="preserve">ei genau 32kb/s wohingegen AAC mehr nimmt. </w:t>
+      </w:r>
+    </w:p>
+    <w:p>
+      <w:r>
+        <w:t xml:space="preserve">Wenig Unterschied, außer bei der Musik, an Stellen mit vielen verschiedenen Komponenten, oder beim </w:t>
+      </w:r>
+      <w:r>
+        <w:t>Gesang</w:t>
+      </w:r>
+      <w:r>
+        <w:t xml:space="preserve"> dort ist mehr knistern zu hören.</w:t>
       </w:r>
     </w:p>
     <w:p>
@@ -1570,18 +1602,68 @@
         </w:drawing>
       </w:r>
     </w:p>
-    <w:p/>
+    <w:p>
+      <w:r>
+        <w:t>a)</w:t>
+      </w:r>
+      <w:r>
+        <w:br/>
+      </w:r>
+      <w:r>
+        <w:t>16k: AAC knistert mehr, Unterwassereffekt, sehr intensiv (lauter)</w:t>
+      </w:r>
+    </w:p>
+    <w:p>
+      <w:r>
+        <w:t>32k: Nero feiner Unterschiede s</w:t>
+      </w:r>
+      <w:r>
+        <w:t>ind herauszuhören und es klingt lauter (aber nicht übertönend wie AAC 16k), Trommel-part mehr knistern als AAC, Gesang weniger knistern und roboterhaft</w:t>
+      </w:r>
+    </w:p>
+    <w:p>
+      <w:pPr>
+        <w:tabs>
+          <w:tab w:val="left" w:pos="1760"/>
+        </w:tabs>
+      </w:pPr>
+      <w:r>
+        <w:t xml:space="preserve">64k: </w:t>
+      </w:r>
+      <w:r>
+        <w:t>Nero etwas klarer Ton, AAC beim Gesang schrillere Töne</w:t>
+      </w:r>
+    </w:p>
+    <w:p>
+      <w:r>
+        <w:t>b)</w:t>
+      </w:r>
+    </w:p>
+    <w:p>
+      <w:pPr>
+        <w:tabs>
+          <w:tab w:val="left" w:pos="1613"/>
+        </w:tabs>
+      </w:pPr>
+      <w:r>
+        <w:t>HE: klarer, Töne besser differenzierbar, weniger knistern</w:t>
+      </w:r>
+    </w:p>
+    <w:p>
+      <w:pPr>
+        <w:tabs>
+          <w:tab w:val="left" w:pos="1613"/>
+        </w:tabs>
+      </w:pPr>
+      <w:r>
+        <w:t>HEv2: Gesang stimme wesentlich klarer und Hintergrund Geräusch währenddessen angenehmer.</w:t>
+      </w:r>
+    </w:p>
     <w:p>
       <w:pPr>
         <w:pStyle w:val="berschrift1"/>
-        <w:rPr>
-          <w:lang w:val="en-US"/>
-        </w:rPr>
-      </w:pPr>
-      <w:r>
-        <w:rPr>
-          <w:lang w:val="en-US"/>
-        </w:rPr>
+      </w:pPr>
+      <w:r>
         <w:t>LB-AK 03.</w:t>
       </w:r>
     </w:p>
@@ -1644,6 +1726,7 @@
         <w:rPr>
           <w:noProof/>
         </w:rPr>
+        <w:lastRenderedPageBreak/>
         <w:drawing>
           <wp:inline distT="0" distB="0" distL="0" distR="0" wp14:anchorId="4BCFF3AE" wp14:editId="234FCEC0">
             <wp:extent cx="5760720" cy="2900680"/>
@@ -1696,9 +1779,8 @@
         <w:rPr>
           <w:noProof/>
         </w:rPr>
-        <w:lastRenderedPageBreak/>
         <w:drawing>
-          <wp:inline distT="0" distB="0" distL="0" distR="0" wp14:anchorId="0BE12B65" wp14:editId="69269889">
+          <wp:inline distT="0" distB="0" distL="0" distR="0" wp14:anchorId="0BE12B65" wp14:editId="2E9DE4A7">
             <wp:extent cx="5753100" cy="2903220"/>
             <wp:effectExtent l="0" t="0" r="0" b="0"/>
             <wp:docPr id="1690668657" name="Grafik 1"/>
@@ -1764,6 +1846,7 @@
         <w:rPr>
           <w:noProof/>
         </w:rPr>
+        <w:lastRenderedPageBreak/>
         <w:t xml:space="preserve">, </w:t>
       </w:r>
       <w:r>
@@ -1771,7 +1854,7 @@
           <w:noProof/>
         </w:rPr>
         <w:drawing>
-          <wp:inline distT="0" distB="0" distL="0" distR="0" wp14:anchorId="3BCECC98" wp14:editId="14750AA8">
+          <wp:inline distT="0" distB="0" distL="0" distR="0" wp14:anchorId="3BCECC98" wp14:editId="6C87BE56">
             <wp:extent cx="5760720" cy="2880360"/>
             <wp:effectExtent l="0" t="0" r="0" b="0"/>
             <wp:docPr id="1892032523" name="Grafik 2"/>
@@ -1838,9 +1921,8 @@
         <w:rPr>
           <w:noProof/>
         </w:rPr>
-        <w:lastRenderedPageBreak/>
         <w:drawing>
-          <wp:inline distT="0" distB="0" distL="0" distR="0" wp14:anchorId="6DBE3765" wp14:editId="54B08F44">
+          <wp:inline distT="0" distB="0" distL="0" distR="0" wp14:anchorId="6DBE3765" wp14:editId="71949792">
             <wp:extent cx="5745480" cy="2903220"/>
             <wp:effectExtent l="0" t="0" r="7620" b="0"/>
             <wp:docPr id="1960246880" name="Grafik 3"/>
@@ -1894,7 +1976,34 @@
         <w:t>Bis 120kHz, flacher Verlauf bis 1kHz</w:t>
       </w:r>
     </w:p>
-    <w:p/>
+    <w:p>
+      <w:r>
+        <w:t xml:space="preserve">Instrumente und Gesang verlieren </w:t>
+      </w:r>
+      <w:r>
+        <w:t xml:space="preserve">durch das Abschneiden hoher Frequenzen </w:t>
+      </w:r>
+      <w:r>
+        <w:t>ihre Klarheit</w:t>
+      </w:r>
+      <w:r>
+        <w:t>, ihnen Fehlen die hohen Frequenzen. Es entstehen Artefakte.</w:t>
+      </w:r>
+    </w:p>
+    <w:p>
+      <w:r>
+        <w:t xml:space="preserve">Desto weniger gefiltert, desto </w:t>
+      </w:r>
+      <w:r>
+        <w:t>fehlerfreier und glatter</w:t>
+      </w:r>
+      <w:r>
+        <w:t>. Weniger Artefakte</w:t>
+      </w:r>
+      <w:r>
+        <w:t>. Deckt sich im Wesentlichen mit der Subjektiven Wahrnehmung.</w:t>
+      </w:r>
+    </w:p>
     <w:p>
       <w:pPr>
         <w:pStyle w:val="berschrift2"/>
@@ -1916,8 +2025,9 @@
         <w:rPr>
           <w:noProof/>
         </w:rPr>
+        <w:lastRenderedPageBreak/>
         <w:drawing>
-          <wp:inline distT="0" distB="0" distL="0" distR="0" wp14:anchorId="54B14F33" wp14:editId="4BA0036F">
+          <wp:inline distT="0" distB="0" distL="0" distR="0" wp14:anchorId="54B14F33" wp14:editId="0661D0D1">
             <wp:extent cx="5760720" cy="2880360"/>
             <wp:effectExtent l="0" t="0" r="0" b="0"/>
             <wp:docPr id="1709097198" name="Grafik 2"/>
@@ -1973,7 +2083,9 @@
     </w:p>
     <w:p>
       <w:r>
-        <w:lastRenderedPageBreak/>
+        <w:rPr>
+          <w:noProof/>
+        </w:rPr>
         <w:drawing>
           <wp:inline distT="0" distB="0" distL="0" distR="0" wp14:anchorId="05E28EB3" wp14:editId="3B7E21C6">
             <wp:extent cx="5760720" cy="2941955"/>
@@ -2031,6 +2143,10 @@
     </w:p>
     <w:p>
       <w:r>
+        <w:rPr>
+          <w:noProof/>
+        </w:rPr>
+        <w:lastRenderedPageBreak/>
         <w:drawing>
           <wp:inline distT="0" distB="0" distL="0" distR="0" wp14:anchorId="4895A993" wp14:editId="77DA2766">
             <wp:extent cx="5760720" cy="2894330"/>
@@ -2090,7 +2206,9 @@
     </w:p>
     <w:p>
       <w:r>
-        <w:lastRenderedPageBreak/>
+        <w:rPr>
+          <w:noProof/>
+        </w:rPr>
         <w:drawing>
           <wp:inline distT="0" distB="0" distL="0" distR="0" wp14:anchorId="645CCFAE" wp14:editId="6C59C9CF">
             <wp:extent cx="5760720" cy="2914015"/>
@@ -2139,6 +2257,16 @@
       </w:r>
     </w:p>
     <w:p>
+      <w:r>
+        <w:t>Größerer Unterschied zu LC, von HE auf HEv2 sind es vor allem hohe Frequenzen die genauer Abgetastet werden und das Frequenzspektrum ist auch breiter. Bei HE sind die Ausschläge schmaler und spitzer.</w:t>
+      </w:r>
+    </w:p>
+    <w:p>
+      <w:r>
+        <w:t>Dies führt dazu das HEv2 natürlicher, glatter und weniger kratzige Artefakte.</w:t>
+      </w:r>
+    </w:p>
+    <w:p>
       <w:pPr>
         <w:pStyle w:val="berschrift1"/>
       </w:pPr>
@@ -2156,6 +2284,7 @@
     <w:p/>
     <w:p>
       <w:r>
+        <w:lastRenderedPageBreak/>
         <w:t>Subjektives Empfinden auf einer Skala</w:t>
       </w:r>
     </w:p>
@@ -2192,158 +2321,144 @@
           <w:sz w:val="20"/>
           <w:szCs w:val="20"/>
         </w:rPr>
-        <w:t>„</w:t>
-      </w:r>
+        <w:t xml:space="preserve">„Wie scharf ein Audiosignal wahrgenommen wird, hängt hauptsächlich von der </w:t>
+      </w:r>
+      <w:proofErr w:type="spellStart"/>
       <w:r>
         <w:rPr>
           <w:sz w:val="20"/>
           <w:szCs w:val="20"/>
         </w:rPr>
-        <w:t xml:space="preserve">Wie scharf ein Audiosignal wahrgenommen wird, hängt hauptsächlich von der </w:t>
-      </w:r>
-      <w:proofErr w:type="spellStart"/>
+        <w:t>Umhül</w:t>
+      </w:r>
+      <w:proofErr w:type="spellEnd"/>
       <w:r>
         <w:rPr>
           <w:sz w:val="20"/>
           <w:szCs w:val="20"/>
         </w:rPr>
-        <w:t>Umhül</w:t>
-      </w:r>
-      <w:proofErr w:type="spellEnd"/>
-      <w:r>
+        <w:t>-</w:t>
+      </w:r>
+    </w:p>
+    <w:p>
+      <w:pPr>
         <w:rPr>
           <w:sz w:val="20"/>
           <w:szCs w:val="20"/>
         </w:rPr>
-        <w:t>-</w:t>
-      </w:r>
-    </w:p>
-    <w:p>
-      <w:pPr>
+      </w:pPr>
+      <w:proofErr w:type="spellStart"/>
+      <w:r>
         <w:rPr>
           <w:sz w:val="20"/>
           <w:szCs w:val="20"/>
         </w:rPr>
-      </w:pPr>
-      <w:proofErr w:type="spellStart"/>
+        <w:t>lenden</w:t>
+      </w:r>
+      <w:proofErr w:type="spellEnd"/>
       <w:r>
         <w:rPr>
           <w:sz w:val="20"/>
           <w:szCs w:val="20"/>
         </w:rPr>
-        <w:t>lenden</w:t>
-      </w:r>
-      <w:proofErr w:type="spellEnd"/>
-      <w:r>
+        <w:t xml:space="preserve"> des Spektrums und bei schmalbandigen Signalen von deren Mittenfrequenz</w:t>
+      </w:r>
+    </w:p>
+    <w:p>
+      <w:pPr>
         <w:rPr>
           <w:sz w:val="20"/>
           <w:szCs w:val="20"/>
         </w:rPr>
-        <w:t xml:space="preserve"> des Spektrums und bei schmalbandigen Signalen von deren Mittenfrequenz</w:t>
-      </w:r>
-    </w:p>
-    <w:p>
-      <w:pPr>
+      </w:pPr>
+      <w:r>
         <w:rPr>
           <w:sz w:val="20"/>
           <w:szCs w:val="20"/>
         </w:rPr>
-      </w:pPr>
+        <w:t xml:space="preserve">ab.87 </w:t>
+      </w:r>
+      <w:proofErr w:type="gramStart"/>
       <w:r>
         <w:rPr>
           <w:sz w:val="20"/>
           <w:szCs w:val="20"/>
         </w:rPr>
-        <w:t xml:space="preserve">ab.87 </w:t>
-      </w:r>
-      <w:proofErr w:type="gramStart"/>
+        <w:t>Steigt</w:t>
+      </w:r>
+      <w:proofErr w:type="gramEnd"/>
       <w:r>
         <w:rPr>
           <w:sz w:val="20"/>
           <w:szCs w:val="20"/>
         </w:rPr>
-        <w:t>Steigt</w:t>
-      </w:r>
-      <w:proofErr w:type="gramEnd"/>
-      <w:r>
+        <w:t xml:space="preserve"> die Anzahl an hohen Frequenzen im Signal bzw. steigt die Mittenfrequenz</w:t>
+      </w:r>
+    </w:p>
+    <w:p>
+      <w:pPr>
         <w:rPr>
           <w:sz w:val="20"/>
           <w:szCs w:val="20"/>
         </w:rPr>
-        <w:t xml:space="preserve"> die Anzahl an hohen Frequenzen im Signal bzw. steigt die Mittenfrequenz</w:t>
-      </w:r>
-    </w:p>
-    <w:p>
-      <w:pPr>
+      </w:pPr>
+      <w:r>
         <w:rPr>
           <w:sz w:val="20"/>
           <w:szCs w:val="20"/>
         </w:rPr>
-      </w:pPr>
-      <w:r>
+        <w:t>eines schmalbandigen Signals, so wirkt es schärfer.“</w:t>
+      </w:r>
+    </w:p>
+    <w:p>
+      <w:pPr>
         <w:rPr>
           <w:sz w:val="20"/>
           <w:szCs w:val="20"/>
         </w:rPr>
-        <w:t>eines schmalbandigen Signals, so wirkt es schärfer.</w:t>
-      </w:r>
+      </w:pPr>
       <w:r>
         <w:rPr>
           <w:sz w:val="20"/>
           <w:szCs w:val="20"/>
         </w:rPr>
-        <w:t>“</w:t>
-      </w:r>
-    </w:p>
-    <w:p>
-      <w:pPr>
+        <w:t>„</w:t>
+      </w:r>
+      <w:r>
         <w:rPr>
           <w:sz w:val="20"/>
           <w:szCs w:val="20"/>
         </w:rPr>
-      </w:pPr>
+        <w:t>Die Tonhöhe kann mit der</w:t>
+      </w:r>
       <w:r>
         <w:rPr>
           <w:sz w:val="20"/>
           <w:szCs w:val="20"/>
         </w:rPr>
-        <w:t>„</w:t>
+        <w:t xml:space="preserve"> </w:t>
       </w:r>
       <w:r>
         <w:rPr>
           <w:sz w:val="20"/>
           <w:szCs w:val="20"/>
         </w:rPr>
-        <w:t>Die Tonhöhe kann mit der</w:t>
+        <w:t>Grundfrequenz eines Klangs gleichgesetzt werden.</w:t>
       </w:r>
       <w:r>
         <w:rPr>
           <w:sz w:val="20"/>
           <w:szCs w:val="20"/>
         </w:rPr>
-        <w:t xml:space="preserve"> </w:t>
-      </w:r>
-      <w:r>
+        <w:t>“</w:t>
+      </w:r>
+    </w:p>
+    <w:p>
+      <w:pPr>
         <w:rPr>
           <w:sz w:val="20"/>
           <w:szCs w:val="20"/>
         </w:rPr>
-        <w:t>Grundfrequenz eines Klangs gleichgesetzt werden.</w:t>
-      </w:r>
-      <w:r>
-        <w:rPr>
-          <w:sz w:val="20"/>
-          <w:szCs w:val="20"/>
-        </w:rPr>
-        <w:t>“</w:t>
-      </w:r>
-    </w:p>
-    <w:p>
-      <w:pPr>
-        <w:rPr>
-          <w:sz w:val="20"/>
-          <w:szCs w:val="20"/>
-        </w:rPr>
       </w:pPr>
     </w:p>
     <w:p>
@@ -2436,7 +2551,6 @@
         <w:rPr>
           <w:noProof/>
         </w:rPr>
-        <w:lastRenderedPageBreak/>
         <w:drawing>
           <wp:inline distT="0" distB="0" distL="0" distR="0" wp14:anchorId="69C8ADB7" wp14:editId="247A6A1D">
             <wp:extent cx="5760720" cy="1304925"/>
@@ -2797,6 +2911,7 @@
           <w:rStyle w:val="IntensiveHervorhebung"/>
           <w:lang w:val="en-US"/>
         </w:rPr>
+        <w:lastRenderedPageBreak/>
         <w:t>02</w:t>
       </w:r>
     </w:p>
@@ -2891,7 +3006,6 @@
           <w:noProof/>
           <w:lang w:val="en-US"/>
         </w:rPr>
-        <w:lastRenderedPageBreak/>
         <w:drawing>
           <wp:inline distT="0" distB="0" distL="0" distR="0" wp14:anchorId="09471E3D" wp14:editId="18066104">
             <wp:extent cx="5760720" cy="2854325"/>
@@ -3033,6 +3147,7 @@
         <w:rPr>
           <w:noProof/>
         </w:rPr>
+        <w:lastRenderedPageBreak/>
         <w:drawing>
           <wp:inline distT="0" distB="0" distL="0" distR="0" wp14:anchorId="7CD78934" wp14:editId="607FEF53">
             <wp:extent cx="5760720" cy="4763135"/>
@@ -3080,7 +3195,6 @@
         <w:rPr>
           <w:lang w:val="en-US"/>
         </w:rPr>
-        <w:lastRenderedPageBreak/>
         <w:t>03</w:t>
       </w:r>
     </w:p>
@@ -3238,6 +3352,7 @@
         <w:rPr>
           <w:lang w:val="en-US"/>
         </w:rPr>
+        <w:lastRenderedPageBreak/>
         <w:t>c.</w:t>
       </w:r>
     </w:p>
@@ -3403,7 +3518,6 @@
     </w:p>
     <w:p>
       <w:r>
-        <w:lastRenderedPageBreak/>
         <w:t>Kodierung messen</w:t>
       </w:r>
     </w:p>
@@ -5154,7 +5268,6 @@
   <w:style w:type="character" w:default="1" w:styleId="Absatz-Standardschriftart">
     <w:name w:val="Default Paragraph Font"/>
     <w:uiPriority w:val="1"/>
-    <w:semiHidden/>
     <w:unhideWhenUsed/>
   </w:style>
   <w:style w:type="table" w:default="1" w:styleId="NormaleTabelle">
